--- a/随笔/学习笔记.docx
+++ b/随笔/学习笔记.docx
@@ -154,7 +154,7 @@
         <w:spacing w:line="360" w:lineRule="auto"/>
         <w:ind w:firstLineChars="200" w:firstLine="480"/>
         <w:rPr>
-          <w:rFonts w:ascii="宋体" w:eastAsia="宋体" w:hAnsi="宋体" w:hint="eastAsia"/>
+          <w:rFonts w:ascii="宋体" w:eastAsia="宋体" w:hAnsi="宋体"/>
           <w:sz w:val="24"/>
           <w:szCs w:val="24"/>
         </w:rPr>
@@ -183,6 +183,177 @@
         </w:rPr>
         <w:t>算法。</w:t>
       </w:r>
+    </w:p>
+    <w:p>
+      <w:pPr>
+        <w:pStyle w:val="1"/>
+        <w:rPr>
+          <w:rFonts w:hint="eastAsia"/>
+        </w:rPr>
+      </w:pPr>
+      <w:r>
+        <w:rPr>
+          <w:rFonts w:hint="eastAsia"/>
+        </w:rPr>
+        <w:t>2026-08-11</w:t>
+      </w:r>
+    </w:p>
+    <w:p>
+      <w:pPr>
+        <w:spacing w:line="360" w:lineRule="auto"/>
+        <w:ind w:firstLineChars="200" w:firstLine="480"/>
+        <w:rPr>
+          <w:rFonts w:ascii="宋体" w:eastAsia="宋体" w:hAnsi="宋体" w:hint="eastAsia"/>
+          <w:sz w:val="24"/>
+          <w:szCs w:val="24"/>
+        </w:rPr>
+      </w:pPr>
+      <w:r>
+        <w:rPr>
+          <w:rFonts w:ascii="宋体" w:eastAsia="宋体" w:hAnsi="宋体" w:hint="eastAsia"/>
+          <w:sz w:val="24"/>
+          <w:szCs w:val="24"/>
+        </w:rPr>
+        <w:t>阅读《</w:t>
+      </w:r>
+      <w:r>
+        <w:rPr>
+          <w:rFonts w:ascii="宋体" w:eastAsia="宋体" w:hAnsi="宋体"/>
+          <w:sz w:val="24"/>
+          <w:szCs w:val="24"/>
+        </w:rPr>
+        <w:t>Causal Inference in Python</w:t>
+      </w:r>
+      <w:r>
+        <w:rPr>
+          <w:rFonts w:ascii="宋体" w:eastAsia="宋体" w:hAnsi="宋体" w:hint="eastAsia"/>
+          <w:sz w:val="24"/>
+          <w:szCs w:val="24"/>
+        </w:rPr>
+        <w:t>》中PSM倾向评分匹配的章节，</w:t>
+      </w:r>
+      <w:r>
+        <w:rPr>
+          <w:rFonts w:ascii="宋体" w:eastAsia="宋体" w:hAnsi="宋体" w:hint="eastAsia"/>
+          <w:sz w:val="24"/>
+          <w:szCs w:val="24"/>
+        </w:rPr>
+        <w:t>在</w:t>
+      </w:r>
+      <w:r>
+        <w:rPr>
+          <w:rFonts w:ascii="宋体" w:eastAsia="宋体" w:hAnsi="宋体" w:hint="eastAsia"/>
+          <w:sz w:val="24"/>
+          <w:szCs w:val="24"/>
+        </w:rPr>
+        <w:t>y是离散变量、treatment是二元变量的数据情况下，</w:t>
+      </w:r>
+      <w:r>
+        <w:rPr>
+          <w:rFonts w:ascii="宋体" w:eastAsia="宋体" w:hAnsi="宋体" w:hint="eastAsia"/>
+          <w:sz w:val="24"/>
+          <w:szCs w:val="24"/>
+        </w:rPr>
+        <w:t>对算法进行复现。</w:t>
+      </w:r>
+    </w:p>
+    <w:p>
+      <w:pPr>
+        <w:pStyle w:val="1"/>
+        <w:rPr>
+          <w:rFonts w:hint="eastAsia"/>
+        </w:rPr>
+      </w:pPr>
+      <w:r>
+        <w:rPr>
+          <w:rFonts w:hint="eastAsia"/>
+        </w:rPr>
+        <w:t>2026-08-1</w:t>
+      </w:r>
+      <w:r>
+        <w:rPr>
+          <w:rFonts w:hint="eastAsia"/>
+        </w:rPr>
+        <w:t>2</w:t>
+      </w:r>
+    </w:p>
+    <w:p>
+      <w:pPr>
+        <w:spacing w:line="360" w:lineRule="auto"/>
+        <w:ind w:firstLineChars="200" w:firstLine="480"/>
+        <w:rPr>
+          <w:rFonts w:ascii="宋体" w:eastAsia="宋体" w:hAnsi="宋体" w:hint="eastAsia"/>
+          <w:sz w:val="24"/>
+          <w:szCs w:val="24"/>
+        </w:rPr>
+      </w:pPr>
+      <w:r>
+        <w:rPr>
+          <w:rFonts w:ascii="宋体" w:eastAsia="宋体" w:hAnsi="宋体" w:hint="eastAsia"/>
+          <w:sz w:val="24"/>
+          <w:szCs w:val="24"/>
+        </w:rPr>
+        <w:t>分别</w:t>
+      </w:r>
+      <w:r>
+        <w:rPr>
+          <w:rFonts w:ascii="宋体" w:eastAsia="宋体" w:hAnsi="宋体" w:hint="eastAsia"/>
+          <w:sz w:val="24"/>
+          <w:szCs w:val="24"/>
+        </w:rPr>
+        <w:t>基于</w:t>
+      </w:r>
+      <w:r>
+        <w:rPr>
+          <w:rFonts w:ascii="宋体" w:eastAsia="宋体" w:hAnsi="宋体" w:hint="eastAsia"/>
+          <w:sz w:val="24"/>
+          <w:szCs w:val="24"/>
+        </w:rPr>
+        <w:t>doubleml、</w:t>
+      </w:r>
+      <w:r>
+        <w:rPr>
+          <w:rFonts w:ascii="宋体" w:eastAsia="宋体" w:hAnsi="宋体"/>
+          <w:sz w:val="24"/>
+          <w:szCs w:val="24"/>
+        </w:rPr>
+        <w:t>econml</w:t>
+      </w:r>
+      <w:r>
+        <w:rPr>
+          <w:rFonts w:ascii="宋体" w:eastAsia="宋体" w:hAnsi="宋体" w:hint="eastAsia"/>
+          <w:sz w:val="24"/>
+          <w:szCs w:val="24"/>
+        </w:rPr>
+        <w:t>库实现DML的示例。</w:t>
+      </w:r>
+      <w:r>
+        <w:rPr>
+          <w:rFonts w:ascii="宋体" w:eastAsia="宋体" w:hAnsi="宋体" w:hint="eastAsia"/>
+          <w:sz w:val="24"/>
+          <w:szCs w:val="24"/>
+        </w:rPr>
+        <w:t>doubleml</w:t>
+      </w:r>
+      <w:r>
+        <w:rPr>
+          <w:rFonts w:ascii="宋体" w:eastAsia="宋体" w:hAnsi="宋体" w:hint="eastAsia"/>
+          <w:sz w:val="24"/>
+          <w:szCs w:val="24"/>
+        </w:rPr>
+        <w:t>处理y是二元变量、treatment是连续变量的时候有问题，暂时不再使用。</w:t>
+      </w:r>
+    </w:p>
+    <w:p>
+      <w:pPr>
+        <w:spacing w:line="360" w:lineRule="auto"/>
+        <w:ind w:firstLineChars="200" w:firstLine="480"/>
+        <w:rPr>
+          <w:rFonts w:ascii="宋体" w:eastAsia="宋体" w:hAnsi="宋体" w:hint="eastAsia"/>
+          <w:sz w:val="24"/>
+          <w:szCs w:val="24"/>
+        </w:rPr>
+      </w:pPr>
     </w:p>
     <w:sectPr>
       <w:pgSz w:w="11906" w:h="16838"/>
@@ -892,7 +1063,6 @@
   <w:style w:type="character" w:default="1" w:styleId="a0">
     <w:name w:val="Default Paragraph Font"/>
     <w:uiPriority w:val="1"/>
-    <w:semiHidden/>
     <w:unhideWhenUsed/>
   </w:style>
   <w:style w:type="table" w:default="1" w:styleId="a1">

--- a/随笔/学习笔记.docx
+++ b/随笔/学习笔记.docx
@@ -38,15 +38,135 @@
           <w:sz w:val="24"/>
           <w:szCs w:val="24"/>
         </w:rPr>
-        <w:t>阅读统计业务知识，继续2024年8月对统计学内容的学习。以统计考试作为目标导向，计划2026年阅读完统计业务知识、统计相关知识两本教材的内容，并且2027年正式开始准备统计考试，争取通过。</w:t>
-      </w:r>
-      <w:r>
-        <w:rPr>
-          <w:rFonts w:ascii="宋体" w:eastAsia="宋体" w:hAnsi="宋体" w:hint="eastAsia"/>
-          <w:sz w:val="24"/>
-          <w:szCs w:val="24"/>
-        </w:rPr>
-        <w:t>统计业务知识阅读到</w:t>
+        <w:t>阅读</w:t>
+      </w:r>
+      <w:r>
+        <w:rPr>
+          <w:rFonts w:ascii="宋体" w:eastAsia="宋体" w:hAnsi="宋体" w:hint="eastAsia"/>
+          <w:sz w:val="24"/>
+          <w:szCs w:val="24"/>
+        </w:rPr>
+        <w:t>《</w:t>
+      </w:r>
+      <w:r>
+        <w:rPr>
+          <w:rFonts w:ascii="宋体" w:eastAsia="宋体" w:hAnsi="宋体" w:hint="eastAsia"/>
+          <w:sz w:val="24"/>
+          <w:szCs w:val="24"/>
+        </w:rPr>
+        <w:t>统计业务知识</w:t>
+      </w:r>
+      <w:r>
+        <w:rPr>
+          <w:rFonts w:ascii="宋体" w:eastAsia="宋体" w:hAnsi="宋体" w:hint="eastAsia"/>
+          <w:sz w:val="24"/>
+          <w:szCs w:val="24"/>
+        </w:rPr>
+        <w:t>》</w:t>
+      </w:r>
+      <w:r>
+        <w:rPr>
+          <w:rFonts w:ascii="宋体" w:eastAsia="宋体" w:hAnsi="宋体" w:hint="eastAsia"/>
+          <w:sz w:val="24"/>
+          <w:szCs w:val="24"/>
+        </w:rPr>
+        <w:t>，继续2024年8月对统计学内容的学习。以统计考试作为目标导向，计划2026年阅读完</w:t>
+      </w:r>
+      <w:r>
+        <w:rPr>
+          <w:rFonts w:ascii="宋体" w:eastAsia="宋体" w:hAnsi="宋体" w:hint="eastAsia"/>
+          <w:sz w:val="24"/>
+          <w:szCs w:val="24"/>
+        </w:rPr>
+        <w:t>《</w:t>
+      </w:r>
+      <w:r>
+        <w:rPr>
+          <w:rFonts w:ascii="宋体" w:eastAsia="宋体" w:hAnsi="宋体" w:hint="eastAsia"/>
+          <w:sz w:val="24"/>
+          <w:szCs w:val="24"/>
+        </w:rPr>
+        <w:t>统计业务知识</w:t>
+      </w:r>
+      <w:r>
+        <w:rPr>
+          <w:rFonts w:ascii="宋体" w:eastAsia="宋体" w:hAnsi="宋体" w:hint="eastAsia"/>
+          <w:sz w:val="24"/>
+          <w:szCs w:val="24"/>
+        </w:rPr>
+        <w:t>》</w:t>
+      </w:r>
+      <w:r>
+        <w:rPr>
+          <w:rFonts w:ascii="宋体" w:eastAsia="宋体" w:hAnsi="宋体" w:hint="eastAsia"/>
+          <w:sz w:val="24"/>
+          <w:szCs w:val="24"/>
+        </w:rPr>
+        <w:t>、</w:t>
+      </w:r>
+      <w:r>
+        <w:rPr>
+          <w:rFonts w:ascii="宋体" w:eastAsia="宋体" w:hAnsi="宋体" w:hint="eastAsia"/>
+          <w:sz w:val="24"/>
+          <w:szCs w:val="24"/>
+        </w:rPr>
+        <w:t>《</w:t>
+      </w:r>
+      <w:r>
+        <w:rPr>
+          <w:rFonts w:ascii="宋体" w:eastAsia="宋体" w:hAnsi="宋体" w:hint="eastAsia"/>
+          <w:sz w:val="24"/>
+          <w:szCs w:val="24"/>
+        </w:rPr>
+        <w:t>统计相关知识</w:t>
+      </w:r>
+      <w:r>
+        <w:rPr>
+          <w:rFonts w:ascii="宋体" w:eastAsia="宋体" w:hAnsi="宋体" w:hint="eastAsia"/>
+          <w:sz w:val="24"/>
+          <w:szCs w:val="24"/>
+        </w:rPr>
+        <w:t>》</w:t>
+      </w:r>
+      <w:r>
+        <w:rPr>
+          <w:rFonts w:ascii="宋体" w:eastAsia="宋体" w:hAnsi="宋体" w:hint="eastAsia"/>
+          <w:sz w:val="24"/>
+          <w:szCs w:val="24"/>
+        </w:rPr>
+        <w:t>两本教材的内容，并且2027年正式开始准备统计考试，争取通过。</w:t>
+      </w:r>
+      <w:r>
+        <w:rPr>
+          <w:rFonts w:ascii="宋体" w:eastAsia="宋体" w:hAnsi="宋体" w:hint="eastAsia"/>
+          <w:sz w:val="24"/>
+          <w:szCs w:val="24"/>
+        </w:rPr>
+        <w:t>《</w:t>
+      </w:r>
+      <w:r>
+        <w:rPr>
+          <w:rFonts w:ascii="宋体" w:eastAsia="宋体" w:hAnsi="宋体" w:hint="eastAsia"/>
+          <w:sz w:val="24"/>
+          <w:szCs w:val="24"/>
+        </w:rPr>
+        <w:t>统计业务知识</w:t>
+      </w:r>
+      <w:r>
+        <w:rPr>
+          <w:rFonts w:ascii="宋体" w:eastAsia="宋体" w:hAnsi="宋体" w:hint="eastAsia"/>
+          <w:sz w:val="24"/>
+          <w:szCs w:val="24"/>
+        </w:rPr>
+        <w:t>》</w:t>
+      </w:r>
+      <w:r>
+        <w:rPr>
+          <w:rFonts w:ascii="宋体" w:eastAsia="宋体" w:hAnsi="宋体" w:hint="eastAsia"/>
+          <w:sz w:val="24"/>
+          <w:szCs w:val="24"/>
+        </w:rPr>
+        <w:t>阅读到</w:t>
       </w:r>
       <w:r>
         <w:rPr>
@@ -63,6 +183,14 @@
           <w:szCs w:val="24"/>
         </w:rPr>
         <w:t>第四节</w:t>
+      </w:r>
+      <w:r>
+        <w:rPr>
+          <w:rFonts w:ascii="宋体" w:eastAsia="宋体" w:hAnsi="宋体" w:hint="eastAsia"/>
+          <w:sz w:val="24"/>
+          <w:szCs w:val="24"/>
+        </w:rPr>
+        <w:t xml:space="preserve"> </w:t>
       </w:r>
       <w:r>
         <w:rPr>
@@ -146,7 +274,31 @@
           <w:sz w:val="24"/>
           <w:szCs w:val="24"/>
         </w:rPr>
-        <w:t>统计业务知识阅读到第一章第五节数据的误差。</w:t>
+        <w:t>《</w:t>
+      </w:r>
+      <w:r>
+        <w:rPr>
+          <w:rFonts w:ascii="宋体" w:eastAsia="宋体" w:hAnsi="宋体" w:hint="eastAsia"/>
+          <w:sz w:val="24"/>
+          <w:szCs w:val="24"/>
+        </w:rPr>
+        <w:t>统计业务知识</w:t>
+      </w:r>
+      <w:r>
+        <w:rPr>
+          <w:rFonts w:ascii="宋体" w:eastAsia="宋体" w:hAnsi="宋体" w:hint="eastAsia"/>
+          <w:sz w:val="24"/>
+          <w:szCs w:val="24"/>
+        </w:rPr>
+        <w:t>》</w:t>
+      </w:r>
+      <w:r>
+        <w:rPr>
+          <w:rFonts w:ascii="宋体" w:eastAsia="宋体" w:hAnsi="宋体" w:hint="eastAsia"/>
+          <w:sz w:val="24"/>
+          <w:szCs w:val="24"/>
+        </w:rPr>
+        <w:t>阅读到第一章第五节数据的误差。</w:t>
       </w:r>
     </w:p>
     <w:p>
@@ -154,7 +306,7 @@
         <w:spacing w:line="360" w:lineRule="auto"/>
         <w:ind w:firstLineChars="200" w:firstLine="480"/>
         <w:rPr>
-          <w:rFonts w:ascii="宋体" w:eastAsia="宋体" w:hAnsi="宋体"/>
+          <w:rFonts w:ascii="宋体" w:eastAsia="宋体" w:hAnsi="宋体" w:hint="eastAsia"/>
           <w:sz w:val="24"/>
           <w:szCs w:val="24"/>
         </w:rPr>
@@ -246,7 +398,23 @@
           <w:sz w:val="24"/>
           <w:szCs w:val="24"/>
         </w:rPr>
-        <w:t>y是离散变量、treatment是二元变量的数据情况下，</w:t>
+        <w:t>y是</w:t>
+      </w:r>
+      <w:r>
+        <w:rPr>
+          <w:rFonts w:ascii="宋体" w:eastAsia="宋体" w:hAnsi="宋体" w:hint="eastAsia"/>
+          <w:sz w:val="24"/>
+          <w:szCs w:val="24"/>
+        </w:rPr>
+        <w:t>连续</w:t>
+      </w:r>
+      <w:r>
+        <w:rPr>
+          <w:rFonts w:ascii="宋体" w:eastAsia="宋体" w:hAnsi="宋体" w:hint="eastAsia"/>
+          <w:sz w:val="24"/>
+          <w:szCs w:val="24"/>
+        </w:rPr>
+        <w:t>变量、treatment是二元变量的数据情况下，</w:t>
       </w:r>
       <w:r>
         <w:rPr>
@@ -268,13 +436,7 @@
         <w:rPr>
           <w:rFonts w:hint="eastAsia"/>
         </w:rPr>
-        <w:t>2026-08-1</w:t>
-      </w:r>
-      <w:r>
-        <w:rPr>
-          <w:rFonts w:hint="eastAsia"/>
-        </w:rPr>
-        <w:t>2</w:t>
+        <w:t>2026-08-12</w:t>
       </w:r>
     </w:p>
     <w:p>
@@ -333,19 +495,31 @@
           <w:sz w:val="24"/>
           <w:szCs w:val="24"/>
         </w:rPr>
-        <w:t>doubleml</w:t>
-      </w:r>
-      <w:r>
-        <w:rPr>
-          <w:rFonts w:ascii="宋体" w:eastAsia="宋体" w:hAnsi="宋体" w:hint="eastAsia"/>
-          <w:sz w:val="24"/>
-          <w:szCs w:val="24"/>
-        </w:rPr>
-        <w:t>处理y是二元变量、treatment是连续变量的时候有问题，暂时不再使用。</w:t>
+        <w:t>doubleml处理y是二元变量、treatment是连续变量的时候有问题，暂时不再使用。</w:t>
       </w:r>
     </w:p>
     <w:p>
       <w:pPr>
+        <w:pStyle w:val="1"/>
+        <w:rPr>
+          <w:rFonts w:hint="eastAsia"/>
+        </w:rPr>
+      </w:pPr>
+      <w:r>
+        <w:rPr>
+          <w:rFonts w:hint="eastAsia"/>
+        </w:rPr>
+        <w:t>2026-08-1</w:t>
+      </w:r>
+      <w:r>
+        <w:rPr>
+          <w:rFonts w:hint="eastAsia"/>
+        </w:rPr>
+        <w:t>3</w:t>
+      </w:r>
+    </w:p>
+    <w:p>
+      <w:pPr>
         <w:spacing w:line="360" w:lineRule="auto"/>
         <w:ind w:firstLineChars="200" w:firstLine="480"/>
         <w:rPr>
@@ -354,6 +528,140 @@
           <w:szCs w:val="24"/>
         </w:rPr>
       </w:pPr>
+      <w:r>
+        <w:rPr>
+          <w:rFonts w:ascii="宋体" w:eastAsia="宋体" w:hAnsi="宋体" w:hint="eastAsia"/>
+          <w:sz w:val="24"/>
+          <w:szCs w:val="24"/>
+        </w:rPr>
+        <w:t>基于</w:t>
+      </w:r>
+      <w:r>
+        <w:rPr>
+          <w:rFonts w:ascii="宋体" w:eastAsia="宋体" w:hAnsi="宋体"/>
+          <w:sz w:val="24"/>
+          <w:szCs w:val="24"/>
+        </w:rPr>
+        <w:t>econml</w:t>
+      </w:r>
+      <w:r>
+        <w:rPr>
+          <w:rFonts w:ascii="宋体" w:eastAsia="宋体" w:hAnsi="宋体" w:hint="eastAsia"/>
+          <w:sz w:val="24"/>
+          <w:szCs w:val="24"/>
+        </w:rPr>
+        <w:t>库实现DML的示例。</w:t>
+      </w:r>
+      <w:r>
+        <w:rPr>
+          <w:rFonts w:ascii="宋体" w:eastAsia="宋体" w:hAnsi="宋体" w:hint="eastAsia"/>
+          <w:sz w:val="24"/>
+          <w:szCs w:val="24"/>
+        </w:rPr>
+        <w:t>阅读《</w:t>
+      </w:r>
+      <w:r>
+        <w:rPr>
+          <w:rFonts w:ascii="宋体" w:eastAsia="宋体" w:hAnsi="宋体"/>
+          <w:sz w:val="24"/>
+          <w:szCs w:val="24"/>
+        </w:rPr>
+        <w:t>Causal Inference in Python</w:t>
+      </w:r>
+      <w:r>
+        <w:rPr>
+          <w:rFonts w:ascii="宋体" w:eastAsia="宋体" w:hAnsi="宋体" w:hint="eastAsia"/>
+          <w:sz w:val="24"/>
+          <w:szCs w:val="24"/>
+        </w:rPr>
+        <w:t>》中PSM倾向评分匹配的章节，分析y是连续变量、treatment也是连续变量的情况的处理方式。</w:t>
+      </w:r>
+    </w:p>
+    <w:p>
+      <w:pPr>
+        <w:pStyle w:val="1"/>
+        <w:rPr>
+          <w:rFonts w:hint="eastAsia"/>
+        </w:rPr>
+      </w:pPr>
+      <w:r>
+        <w:rPr>
+          <w:rFonts w:hint="eastAsia"/>
+        </w:rPr>
+        <w:lastRenderedPageBreak/>
+        <w:t>2026-08-1</w:t>
+      </w:r>
+      <w:r>
+        <w:rPr>
+          <w:rFonts w:hint="eastAsia"/>
+        </w:rPr>
+        <w:t>4</w:t>
+      </w:r>
+    </w:p>
+    <w:p>
+      <w:pPr>
+        <w:spacing w:line="360" w:lineRule="auto"/>
+        <w:ind w:firstLineChars="200" w:firstLine="480"/>
+        <w:rPr>
+          <w:rFonts w:ascii="宋体" w:eastAsia="宋体" w:hAnsi="宋体" w:hint="eastAsia"/>
+          <w:sz w:val="24"/>
+          <w:szCs w:val="24"/>
+        </w:rPr>
+      </w:pPr>
+      <w:r>
+        <w:rPr>
+          <w:rFonts w:ascii="宋体" w:eastAsia="宋体" w:hAnsi="宋体" w:hint="eastAsia"/>
+          <w:sz w:val="24"/>
+          <w:szCs w:val="24"/>
+        </w:rPr>
+        <w:t>基于相同的数据集，对比SHAP、DML、PSM对同一个变量的分析结果。</w:t>
+      </w:r>
+    </w:p>
+    <w:p>
+      <w:pPr>
+        <w:spacing w:line="360" w:lineRule="auto"/>
+        <w:ind w:firstLineChars="200" w:firstLine="480"/>
+        <w:rPr>
+          <w:rFonts w:ascii="宋体" w:eastAsia="宋体" w:hAnsi="宋体" w:hint="eastAsia"/>
+          <w:sz w:val="24"/>
+          <w:szCs w:val="24"/>
+        </w:rPr>
+      </w:pPr>
+      <w:r>
+        <w:rPr>
+          <w:rFonts w:ascii="宋体" w:eastAsia="宋体" w:hAnsi="宋体" w:hint="eastAsia"/>
+          <w:sz w:val="24"/>
+          <w:szCs w:val="24"/>
+        </w:rPr>
+        <w:t>阅读</w:t>
+      </w:r>
+      <w:r>
+        <w:rPr>
+          <w:rFonts w:ascii="宋体" w:eastAsia="宋体" w:hAnsi="宋体" w:hint="eastAsia"/>
+          <w:sz w:val="24"/>
+          <w:szCs w:val="24"/>
+        </w:rPr>
+        <w:t>《统计业务知识》第六章第一节一元线性回归分析。</w:t>
+      </w:r>
+    </w:p>
+    <w:p>
+      <w:pPr>
+        <w:spacing w:line="360" w:lineRule="auto"/>
+        <w:ind w:firstLineChars="200" w:firstLine="480"/>
+        <w:rPr>
+          <w:rFonts w:ascii="宋体" w:eastAsia="宋体" w:hAnsi="宋体" w:hint="eastAsia"/>
+          <w:sz w:val="24"/>
+          <w:szCs w:val="24"/>
+        </w:rPr>
+      </w:pPr>
+      <w:r>
+        <w:rPr>
+          <w:rFonts w:ascii="宋体" w:eastAsia="宋体" w:hAnsi="宋体" w:hint="eastAsia"/>
+          <w:sz w:val="24"/>
+          <w:szCs w:val="24"/>
+        </w:rPr>
+        <w:t>分析贝叶斯网络怎样应用于因果推断。</w:t>
+      </w:r>
     </w:p>
     <w:sectPr>
       <w:pgSz w:w="11906" w:h="16838"/>
@@ -363,6 +671,64 @@
     </w:sectPr>
   </w:body>
 </w:document>
+</file>
+
+<file path=word/endnotes.xml><?xml version="1.0" encoding="utf-8"?>
+<w:endnotes xmlns:wpc="http://schemas.microsoft.com/office/word/2010/wordprocessingCanvas" xmlns:cx="http://schemas.microsoft.com/office/drawing/2014/chartex" xmlns:cx1="http://schemas.microsoft.com/office/drawing/2015/9/8/chartex" xmlns:cx2="http://schemas.microsoft.com/office/drawing/2015/10/21/chartex" xmlns:cx3="http://schemas.microsoft.com/office/drawing/2016/5/9/chartex" xmlns:cx4="http://schemas.microsoft.com/office/drawing/2016/5/10/chartex" xmlns:cx5="http://schemas.microsoft.com/office/drawing/2016/5/11/chartex" xmlns:cx6="http://schemas.microsoft.com/office/drawing/2016/5/12/chartex" xmlns:cx7="http://schemas.microsoft.com/office/drawing/2016/5/13/chartex" xmlns:cx8="http://schemas.microsoft.com/office/drawing/2016/5/14/chartex" xmlns:mc="http://schemas.openxmlformats.org/markup-compatibility/2006" xmlns:aink="http://schemas.microsoft.com/office/drawing/2016/ink" xmlns:am3d="http://schemas.microsoft.com/office/drawing/2017/model3d" xmlns:o="urn:schemas-microsoft-com:office:office" xmlns:oel="http://schemas.microsoft.com/office/2019/extlst" xmlns:r="http://schemas.openxmlformats.org/officeDocument/2006/relationships" xmlns:m="http://schemas.openxmlformats.org/officeDocument/2006/math" xmlns:v="urn:schemas-microsoft-com:vml" xmlns:wp14="http://schemas.microsoft.com/office/word/2010/wordprocessingDrawing" xmlns:wp="http://schemas.openxmlformats.org/drawingml/2006/wordprocessingDrawing" xmlns:w10="urn:schemas-microsoft-com:office:word" xmlns:w="http://schemas.openxmlformats.org/wordprocessingml/2006/main" xmlns:w14="http://schemas.microsoft.com/office/word/2010/wordml" xmlns:w15="http://schemas.microsoft.com/office/word/2012/wordml" xmlns:w16cei="http://schemas.microsoft.com/office/word/2026/wordml/cei" xmlns:w16cex="http://schemas.microsoft.com/office/word/2018/wordml/cex" xmlns:w16cid="http://schemas.microsoft.com/office/word/2016/wordml/cid" xmlns:w16="http://schemas.microsoft.com/office/word/2018/wordml" xmlns:w16du="http://schemas.microsoft.com/office/word/2023/wordml/word16du" xmlns:w16sdtdh="http://schemas.microsoft.com/office/word/2020/wordml/sdtdatahash" xmlns:w16sdtfl="http://schemas.microsoft.com/office/word/2024/wordml/sdtformatlock" xmlns:w16se="http://schemas.microsoft.com/office/word/2015/wordml/symex" xmlns:wpg="http://schemas.microsoft.com/office/word/2010/wordprocessingGroup" xmlns:wpi="http://schemas.microsoft.com/office/word/2010/wordprocessingInk" xmlns:wne="http://schemas.microsoft.com/office/word/2006/wordml" xmlns:wps="http://schemas.microsoft.com/office/word/2010/wordprocessingShape" mc:Ignorable="w14 w15 w16se w16cid w16 w16cex w16sdtdh w16sdtfl w16du wp14">
+  <w:endnote w:type="separator" w:id="-1">
+    <w:p>
+      <w:pPr>
+        <w:rPr>
+          <w:rFonts w:hint="eastAsia"/>
+        </w:rPr>
+      </w:pPr>
+      <w:r>
+        <w:separator/>
+      </w:r>
+    </w:p>
+  </w:endnote>
+  <w:endnote w:type="continuationSeparator" w:id="0">
+    <w:p>
+      <w:pPr>
+        <w:rPr>
+          <w:rFonts w:hint="eastAsia"/>
+        </w:rPr>
+      </w:pPr>
+      <w:r>
+        <w:continuationSeparator/>
+      </w:r>
+    </w:p>
+  </w:endnote>
+</w:endnotes>
+</file>
+
+<file path=word/footnotes.xml><?xml version="1.0" encoding="utf-8"?>
+<w:footnotes xmlns:wpc="http://schemas.microsoft.com/office/word/2010/wordprocessingCanvas" xmlns:cx="http://schemas.microsoft.com/office/drawing/2014/chartex" xmlns:cx1="http://schemas.microsoft.com/office/drawing/2015/9/8/chartex" xmlns:cx2="http://schemas.microsoft.com/office/drawing/2015/10/21/chartex" xmlns:cx3="http://schemas.microsoft.com/office/drawing/2016/5/9/chartex" xmlns:cx4="http://schemas.microsoft.com/office/drawing/2016/5/10/chartex" xmlns:cx5="http://schemas.microsoft.com/office/drawing/2016/5/11/chartex" xmlns:cx6="http://schemas.microsoft.com/office/drawing/2016/5/12/chartex" xmlns:cx7="http://schemas.microsoft.com/office/drawing/2016/5/13/chartex" xmlns:cx8="http://schemas.microsoft.com/office/drawing/2016/5/14/chartex" xmlns:mc="http://schemas.openxmlformats.org/markup-compatibility/2006" xmlns:aink="http://schemas.microsoft.com/office/drawing/2016/ink" xmlns:am3d="http://schemas.microsoft.com/office/drawing/2017/model3d" xmlns:o="urn:schemas-microsoft-com:office:office" xmlns:oel="http://schemas.microsoft.com/office/2019/extlst" xmlns:r="http://schemas.openxmlformats.org/officeDocument/2006/relationships" xmlns:m="http://schemas.openxmlformats.org/officeDocument/2006/math" xmlns:v="urn:schemas-microsoft-com:vml" xmlns:wp14="http://schemas.microsoft.com/office/word/2010/wordprocessingDrawing" xmlns:wp="http://schemas.openxmlformats.org/drawingml/2006/wordprocessingDrawing" xmlns:w10="urn:schemas-microsoft-com:office:word" xmlns:w="http://schemas.openxmlformats.org/wordprocessingml/2006/main" xmlns:w14="http://schemas.microsoft.com/office/word/2010/wordml" xmlns:w15="http://schemas.microsoft.com/office/word/2012/wordml" xmlns:w16cei="http://schemas.microsoft.com/office/word/2026/wordml/cei" xmlns:w16cex="http://schemas.microsoft.com/office/word/2018/wordml/cex" xmlns:w16cid="http://schemas.microsoft.com/office/word/2016/wordml/cid" xmlns:w16="http://schemas.microsoft.com/office/word/2018/wordml" xmlns:w16du="http://schemas.microsoft.com/office/word/2023/wordml/word16du" xmlns:w16sdtdh="http://schemas.microsoft.com/office/word/2020/wordml/sdtdatahash" xmlns:w16sdtfl="http://schemas.microsoft.com/office/word/2024/wordml/sdtformatlock" xmlns:w16se="http://schemas.microsoft.com/office/word/2015/wordml/symex" xmlns:wpg="http://schemas.microsoft.com/office/word/2010/wordprocessingGroup" xmlns:wpi="http://schemas.microsoft.com/office/word/2010/wordprocessingInk" xmlns:wne="http://schemas.microsoft.com/office/word/2006/wordml" xmlns:wps="http://schemas.microsoft.com/office/word/2010/wordprocessingShape" mc:Ignorable="w14 w15 w16se w16cid w16 w16cex w16sdtdh w16sdtfl w16du wp14">
+  <w:footnote w:type="separator" w:id="-1">
+    <w:p>
+      <w:pPr>
+        <w:rPr>
+          <w:rFonts w:hint="eastAsia"/>
+        </w:rPr>
+      </w:pPr>
+      <w:r>
+        <w:separator/>
+      </w:r>
+    </w:p>
+  </w:footnote>
+  <w:footnote w:type="continuationSeparator" w:id="0">
+    <w:p>
+      <w:pPr>
+        <w:rPr>
+          <w:rFonts w:hint="eastAsia"/>
+        </w:rPr>
+      </w:pPr>
+      <w:r>
+        <w:continuationSeparator/>
+      </w:r>
+    </w:p>
+  </w:footnote>
+</w:footnotes>
 </file>
 
 <file path=word/numbering.xml><?xml version="1.0" encoding="utf-8"?>
@@ -1063,6 +1429,7 @@
   <w:style w:type="character" w:default="1" w:styleId="a0">
     <w:name w:val="Default Paragraph Font"/>
     <w:uiPriority w:val="1"/>
+    <w:semiHidden/>
     <w:unhideWhenUsed/>
   </w:style>
   <w:style w:type="table" w:default="1" w:styleId="a1">
@@ -1380,6 +1747,68 @@
       <w:smallCaps/>
       <w:color w:val="2F5496" w:themeColor="accent1" w:themeShade="BF"/>
       <w:spacing w:val="5"/>
+    </w:rPr>
+  </w:style>
+  <w:style w:type="paragraph" w:styleId="ae">
+    <w:name w:val="header"/>
+    <w:basedOn w:val="a"/>
+    <w:link w:val="af"/>
+    <w:uiPriority w:val="99"/>
+    <w:unhideWhenUsed/>
+    <w:rsid w:val="00DC1464"/>
+    <w:pPr>
+      <w:tabs>
+        <w:tab w:val="center" w:pos="4153"/>
+        <w:tab w:val="right" w:pos="8306"/>
+      </w:tabs>
+      <w:snapToGrid w:val="0"/>
+      <w:jc w:val="center"/>
+    </w:pPr>
+    <w:rPr>
+      <w:sz w:val="18"/>
+      <w:szCs w:val="18"/>
+    </w:rPr>
+  </w:style>
+  <w:style w:type="character" w:customStyle="1" w:styleId="af">
+    <w:name w:val="页眉 字符"/>
+    <w:basedOn w:val="a0"/>
+    <w:link w:val="ae"/>
+    <w:uiPriority w:val="99"/>
+    <w:rsid w:val="00DC1464"/>
+    <w:rPr>
+      <w:sz w:val="18"/>
+      <w:szCs w:val="18"/>
+    </w:rPr>
+  </w:style>
+  <w:style w:type="paragraph" w:styleId="af0">
+    <w:name w:val="footer"/>
+    <w:basedOn w:val="a"/>
+    <w:link w:val="af1"/>
+    <w:uiPriority w:val="99"/>
+    <w:unhideWhenUsed/>
+    <w:rsid w:val="00DC1464"/>
+    <w:pPr>
+      <w:tabs>
+        <w:tab w:val="center" w:pos="4153"/>
+        <w:tab w:val="right" w:pos="8306"/>
+      </w:tabs>
+      <w:snapToGrid w:val="0"/>
+      <w:jc w:val="left"/>
+    </w:pPr>
+    <w:rPr>
+      <w:sz w:val="18"/>
+      <w:szCs w:val="18"/>
+    </w:rPr>
+  </w:style>
+  <w:style w:type="character" w:customStyle="1" w:styleId="af1">
+    <w:name w:val="页脚 字符"/>
+    <w:basedOn w:val="a0"/>
+    <w:link w:val="af0"/>
+    <w:uiPriority w:val="99"/>
+    <w:rsid w:val="00DC1464"/>
+    <w:rPr>
+      <w:sz w:val="18"/>
+      <w:szCs w:val="18"/>
     </w:rPr>
   </w:style>
 </w:styles>

--- a/随笔/学习笔记.docx
+++ b/随笔/学习笔记.docx
@@ -661,6 +661,74 @@
           <w:szCs w:val="24"/>
         </w:rPr>
         <w:t>分析贝叶斯网络怎样应用于因果推断。</w:t>
+      </w:r>
+    </w:p>
+    <w:p>
+      <w:pPr>
+        <w:pStyle w:val="1"/>
+        <w:rPr>
+          <w:rFonts w:hint="eastAsia"/>
+        </w:rPr>
+      </w:pPr>
+      <w:r>
+        <w:rPr>
+          <w:rFonts w:hint="eastAsia"/>
+        </w:rPr>
+        <w:t>2026-08-17</w:t>
+      </w:r>
+    </w:p>
+    <w:p>
+      <w:pPr>
+        <w:spacing w:line="360" w:lineRule="auto"/>
+        <w:ind w:firstLineChars="200" w:firstLine="480"/>
+        <w:rPr>
+          <w:rFonts w:ascii="宋体" w:eastAsia="宋体" w:hAnsi="宋体" w:hint="eastAsia"/>
+          <w:sz w:val="24"/>
+          <w:szCs w:val="24"/>
+        </w:rPr>
+      </w:pPr>
+      <w:r>
+        <w:rPr>
+          <w:rFonts w:ascii="宋体" w:eastAsia="宋体" w:hAnsi="宋体" w:hint="eastAsia"/>
+          <w:sz w:val="24"/>
+          <w:szCs w:val="24"/>
+        </w:rPr>
+        <w:t>阅读《统计业务知识》第三章第一节统计量与抽样分布。</w:t>
+      </w:r>
+    </w:p>
+    <w:p>
+      <w:pPr>
+        <w:spacing w:line="360" w:lineRule="auto"/>
+        <w:ind w:firstLineChars="200" w:firstLine="480"/>
+        <w:rPr>
+          <w:rFonts w:ascii="宋体" w:eastAsia="宋体" w:hAnsi="宋体" w:hint="eastAsia"/>
+          <w:sz w:val="24"/>
+          <w:szCs w:val="24"/>
+        </w:rPr>
+      </w:pPr>
+      <w:r>
+        <w:rPr>
+          <w:rFonts w:ascii="宋体" w:eastAsia="宋体" w:hAnsi="宋体" w:hint="eastAsia"/>
+          <w:sz w:val="24"/>
+          <w:szCs w:val="24"/>
+        </w:rPr>
+        <w:t>基于</w:t>
+      </w:r>
+      <w:r>
+        <w:rPr>
+          <w:rFonts w:ascii="宋体" w:eastAsia="宋体" w:hAnsi="宋体"/>
+          <w:sz w:val="24"/>
+          <w:szCs w:val="24"/>
+        </w:rPr>
+        <w:t>bnlearn</w:t>
+      </w:r>
+      <w:r>
+        <w:rPr>
+          <w:rFonts w:ascii="宋体" w:eastAsia="宋体" w:hAnsi="宋体" w:hint="eastAsia"/>
+          <w:sz w:val="24"/>
+          <w:szCs w:val="24"/>
+        </w:rPr>
+        <w:t>构建贝叶斯网络的示例。</w:t>
       </w:r>
     </w:p>
     <w:sectPr>
@@ -1429,7 +1497,6 @@
   <w:style w:type="character" w:default="1" w:styleId="a0">
     <w:name w:val="Default Paragraph Font"/>
     <w:uiPriority w:val="1"/>
-    <w:semiHidden/>
     <w:unhideWhenUsed/>
   </w:style>
   <w:style w:type="table" w:default="1" w:styleId="a1">
@@ -1809,6 +1876,33 @@
     <w:rPr>
       <w:sz w:val="18"/>
       <w:szCs w:val="18"/>
+    </w:rPr>
+  </w:style>
+  <w:style w:type="paragraph" w:styleId="HTML">
+    <w:name w:val="HTML Preformatted"/>
+    <w:basedOn w:val="a"/>
+    <w:link w:val="HTML0"/>
+    <w:uiPriority w:val="99"/>
+    <w:semiHidden/>
+    <w:unhideWhenUsed/>
+    <w:rsid w:val="00A354A0"/>
+    <w:rPr>
+      <w:rFonts w:ascii="Courier New" w:hAnsi="Courier New" w:cs="Courier New"/>
+      <w:sz w:val="20"/>
+      <w:szCs w:val="20"/>
+    </w:rPr>
+  </w:style>
+  <w:style w:type="character" w:customStyle="1" w:styleId="HTML0">
+    <w:name w:val="HTML 预设格式 字符"/>
+    <w:basedOn w:val="a0"/>
+    <w:link w:val="HTML"/>
+    <w:uiPriority w:val="99"/>
+    <w:semiHidden/>
+    <w:rsid w:val="00A354A0"/>
+    <w:rPr>
+      <w:rFonts w:ascii="Courier New" w:hAnsi="Courier New" w:cs="Courier New"/>
+      <w:sz w:val="20"/>
+      <w:szCs w:val="20"/>
     </w:rPr>
   </w:style>
 </w:styles>

--- a/随笔/学习笔记.docx
+++ b/随笔/学习笔记.docx
@@ -701,7 +701,7 @@
         <w:spacing w:line="360" w:lineRule="auto"/>
         <w:ind w:firstLineChars="200" w:firstLine="480"/>
         <w:rPr>
-          <w:rFonts w:ascii="宋体" w:eastAsia="宋体" w:hAnsi="宋体" w:hint="eastAsia"/>
+          <w:rFonts w:ascii="宋体" w:eastAsia="宋体" w:hAnsi="宋体"/>
           <w:sz w:val="24"/>
           <w:szCs w:val="24"/>
         </w:rPr>
@@ -729,6 +729,131 @@
           <w:szCs w:val="24"/>
         </w:rPr>
         <w:t>构建贝叶斯网络的示例。</w:t>
+      </w:r>
+    </w:p>
+    <w:p>
+      <w:pPr>
+        <w:pStyle w:val="1"/>
+        <w:rPr>
+          <w:rFonts w:hint="eastAsia"/>
+        </w:rPr>
+      </w:pPr>
+      <w:r>
+        <w:rPr>
+          <w:rFonts w:hint="eastAsia"/>
+        </w:rPr>
+        <w:t>2026-08-1</w:t>
+      </w:r>
+      <w:r>
+        <w:rPr>
+          <w:rFonts w:hint="eastAsia"/>
+        </w:rPr>
+        <w:t>8</w:t>
+      </w:r>
+    </w:p>
+    <w:p>
+      <w:pPr>
+        <w:spacing w:line="360" w:lineRule="auto"/>
+        <w:ind w:firstLineChars="200" w:firstLine="480"/>
+        <w:rPr>
+          <w:rFonts w:ascii="宋体" w:eastAsia="宋体" w:hAnsi="宋体"/>
+          <w:sz w:val="24"/>
+          <w:szCs w:val="24"/>
+        </w:rPr>
+      </w:pPr>
+      <w:r>
+        <w:rPr>
+          <w:rFonts w:ascii="宋体" w:eastAsia="宋体" w:hAnsi="宋体" w:hint="eastAsia"/>
+          <w:sz w:val="24"/>
+          <w:szCs w:val="24"/>
+        </w:rPr>
+        <w:t>基于</w:t>
+      </w:r>
+      <w:r>
+        <w:rPr>
+          <w:rFonts w:ascii="宋体" w:eastAsia="宋体" w:hAnsi="宋体"/>
+          <w:sz w:val="24"/>
+          <w:szCs w:val="24"/>
+        </w:rPr>
+        <w:t>bnlearn</w:t>
+      </w:r>
+      <w:r>
+        <w:rPr>
+          <w:rFonts w:ascii="宋体" w:eastAsia="宋体" w:hAnsi="宋体" w:hint="eastAsia"/>
+          <w:sz w:val="24"/>
+          <w:szCs w:val="24"/>
+        </w:rPr>
+        <w:t>构建贝叶斯网络的示例</w:t>
+      </w:r>
+      <w:r>
+        <w:rPr>
+          <w:rFonts w:ascii="宋体" w:eastAsia="宋体" w:hAnsi="宋体" w:hint="eastAsia"/>
+          <w:sz w:val="24"/>
+          <w:szCs w:val="24"/>
+        </w:rPr>
+        <w:t>，使用分类数据集测试贝叶斯网络的使用效果。</w:t>
+      </w:r>
+    </w:p>
+    <w:p>
+      <w:pPr>
+        <w:spacing w:line="360" w:lineRule="auto"/>
+        <w:ind w:firstLineChars="200" w:firstLine="480"/>
+        <w:rPr>
+          <w:rFonts w:ascii="宋体" w:eastAsia="宋体" w:hAnsi="宋体"/>
+          <w:sz w:val="24"/>
+          <w:szCs w:val="24"/>
+        </w:rPr>
+      </w:pPr>
+      <w:r>
+        <w:rPr>
+          <w:rFonts w:ascii="宋体" w:eastAsia="宋体" w:hAnsi="宋体" w:hint="eastAsia"/>
+          <w:sz w:val="24"/>
+          <w:szCs w:val="24"/>
+        </w:rPr>
+        <w:t>阅读《统计业务知识》第三章第</w:t>
+      </w:r>
+      <w:r>
+        <w:rPr>
+          <w:rFonts w:ascii="宋体" w:eastAsia="宋体" w:hAnsi="宋体" w:hint="eastAsia"/>
+          <w:sz w:val="24"/>
+          <w:szCs w:val="24"/>
+        </w:rPr>
+        <w:t>二</w:t>
+      </w:r>
+      <w:r>
+        <w:rPr>
+          <w:rFonts w:ascii="宋体" w:eastAsia="宋体" w:hAnsi="宋体" w:hint="eastAsia"/>
+          <w:sz w:val="24"/>
+          <w:szCs w:val="24"/>
+        </w:rPr>
+        <w:t>节</w:t>
+      </w:r>
+      <w:r>
+        <w:rPr>
+          <w:rFonts w:ascii="宋体" w:eastAsia="宋体" w:hAnsi="宋体" w:hint="eastAsia"/>
+          <w:sz w:val="24"/>
+          <w:szCs w:val="24"/>
+        </w:rPr>
+        <w:t>区间估计。</w:t>
+      </w:r>
+    </w:p>
+    <w:p>
+      <w:pPr>
+        <w:spacing w:line="360" w:lineRule="auto"/>
+        <w:ind w:firstLineChars="200" w:firstLine="480"/>
+        <w:rPr>
+          <w:rFonts w:ascii="宋体" w:eastAsia="宋体" w:hAnsi="宋体" w:hint="eastAsia"/>
+          <w:sz w:val="24"/>
+          <w:szCs w:val="24"/>
+        </w:rPr>
+      </w:pPr>
+      <w:r>
+        <w:rPr>
+          <w:rFonts w:ascii="宋体" w:eastAsia="宋体" w:hAnsi="宋体" w:hint="eastAsia"/>
+          <w:sz w:val="24"/>
+          <w:szCs w:val="24"/>
+        </w:rPr>
+        <w:t>回顾极大似然估计的计算过程。</w:t>
       </w:r>
     </w:p>
     <w:sectPr>
@@ -1497,6 +1622,7 @@
   <w:style w:type="character" w:default="1" w:styleId="a0">
     <w:name w:val="Default Paragraph Font"/>
     <w:uiPriority w:val="1"/>
+    <w:semiHidden/>
     <w:unhideWhenUsed/>
   </w:style>
   <w:style w:type="table" w:default="1" w:styleId="a1">

--- a/随笔/学习笔记.docx
+++ b/随笔/学习笔记.docx
@@ -701,7 +701,7 @@
         <w:spacing w:line="360" w:lineRule="auto"/>
         <w:ind w:firstLineChars="200" w:firstLine="480"/>
         <w:rPr>
-          <w:rFonts w:ascii="宋体" w:eastAsia="宋体" w:hAnsi="宋体"/>
+          <w:rFonts w:ascii="宋体" w:eastAsia="宋体" w:hAnsi="宋体" w:hint="eastAsia"/>
           <w:sz w:val="24"/>
           <w:szCs w:val="24"/>
         </w:rPr>
@@ -756,25 +756,25 @@
         <w:spacing w:line="360" w:lineRule="auto"/>
         <w:ind w:firstLineChars="200" w:firstLine="480"/>
         <w:rPr>
+          <w:rFonts w:ascii="宋体" w:eastAsia="宋体" w:hAnsi="宋体" w:hint="eastAsia"/>
+          <w:sz w:val="24"/>
+          <w:szCs w:val="24"/>
+        </w:rPr>
+      </w:pPr>
+      <w:r>
+        <w:rPr>
+          <w:rFonts w:ascii="宋体" w:eastAsia="宋体" w:hAnsi="宋体" w:hint="eastAsia"/>
+          <w:sz w:val="24"/>
+          <w:szCs w:val="24"/>
+        </w:rPr>
+        <w:t>基于</w:t>
+      </w:r>
+      <w:r>
+        <w:rPr>
           <w:rFonts w:ascii="宋体" w:eastAsia="宋体" w:hAnsi="宋体"/>
           <w:sz w:val="24"/>
           <w:szCs w:val="24"/>
         </w:rPr>
-      </w:pPr>
-      <w:r>
-        <w:rPr>
-          <w:rFonts w:ascii="宋体" w:eastAsia="宋体" w:hAnsi="宋体" w:hint="eastAsia"/>
-          <w:sz w:val="24"/>
-          <w:szCs w:val="24"/>
-        </w:rPr>
-        <w:t>基于</w:t>
-      </w:r>
-      <w:r>
-        <w:rPr>
-          <w:rFonts w:ascii="宋体" w:eastAsia="宋体" w:hAnsi="宋体"/>
-          <w:sz w:val="24"/>
-          <w:szCs w:val="24"/>
-        </w:rPr>
         <w:t>bnlearn</w:t>
       </w:r>
       <w:r>
@@ -783,15 +783,7 @@
           <w:sz w:val="24"/>
           <w:szCs w:val="24"/>
         </w:rPr>
-        <w:t>构建贝叶斯网络的示例</w:t>
-      </w:r>
-      <w:r>
-        <w:rPr>
-          <w:rFonts w:ascii="宋体" w:eastAsia="宋体" w:hAnsi="宋体" w:hint="eastAsia"/>
-          <w:sz w:val="24"/>
-          <w:szCs w:val="24"/>
-        </w:rPr>
-        <w:t>，使用分类数据集测试贝叶斯网络的使用效果。</w:t>
+        <w:t>构建贝叶斯网络的示例，使用分类数据集测试贝叶斯网络的使用效果。</w:t>
       </w:r>
     </w:p>
     <w:p>
@@ -799,42 +791,18 @@
         <w:spacing w:line="360" w:lineRule="auto"/>
         <w:ind w:firstLineChars="200" w:firstLine="480"/>
         <w:rPr>
-          <w:rFonts w:ascii="宋体" w:eastAsia="宋体" w:hAnsi="宋体"/>
-          <w:sz w:val="24"/>
-          <w:szCs w:val="24"/>
-        </w:rPr>
-      </w:pPr>
-      <w:r>
-        <w:rPr>
-          <w:rFonts w:ascii="宋体" w:eastAsia="宋体" w:hAnsi="宋体" w:hint="eastAsia"/>
-          <w:sz w:val="24"/>
-          <w:szCs w:val="24"/>
-        </w:rPr>
-        <w:t>阅读《统计业务知识》第三章第</w:t>
-      </w:r>
-      <w:r>
-        <w:rPr>
-          <w:rFonts w:ascii="宋体" w:eastAsia="宋体" w:hAnsi="宋体" w:hint="eastAsia"/>
-          <w:sz w:val="24"/>
-          <w:szCs w:val="24"/>
-        </w:rPr>
-        <w:t>二</w:t>
-      </w:r>
-      <w:r>
-        <w:rPr>
-          <w:rFonts w:ascii="宋体" w:eastAsia="宋体" w:hAnsi="宋体" w:hint="eastAsia"/>
-          <w:sz w:val="24"/>
-          <w:szCs w:val="24"/>
-        </w:rPr>
-        <w:t>节</w:t>
-      </w:r>
-      <w:r>
-        <w:rPr>
-          <w:rFonts w:ascii="宋体" w:eastAsia="宋体" w:hAnsi="宋体" w:hint="eastAsia"/>
-          <w:sz w:val="24"/>
-          <w:szCs w:val="24"/>
-        </w:rPr>
-        <w:t>区间估计。</w:t>
+          <w:rFonts w:ascii="宋体" w:eastAsia="宋体" w:hAnsi="宋体" w:hint="eastAsia"/>
+          <w:sz w:val="24"/>
+          <w:szCs w:val="24"/>
+        </w:rPr>
+      </w:pPr>
+      <w:r>
+        <w:rPr>
+          <w:rFonts w:ascii="宋体" w:eastAsia="宋体" w:hAnsi="宋体" w:hint="eastAsia"/>
+          <w:sz w:val="24"/>
+          <w:szCs w:val="24"/>
+        </w:rPr>
+        <w:t>阅读《统计业务知识》第三章第二节区间估计。</w:t>
       </w:r>
     </w:p>
     <w:p>
@@ -842,7 +810,7 @@
         <w:spacing w:line="360" w:lineRule="auto"/>
         <w:ind w:firstLineChars="200" w:firstLine="480"/>
         <w:rPr>
-          <w:rFonts w:ascii="宋体" w:eastAsia="宋体" w:hAnsi="宋体" w:hint="eastAsia"/>
+          <w:rFonts w:ascii="宋体" w:eastAsia="宋体" w:hAnsi="宋体"/>
           <w:sz w:val="24"/>
           <w:szCs w:val="24"/>
         </w:rPr>
@@ -854,6 +822,80 @@
           <w:szCs w:val="24"/>
         </w:rPr>
         <w:t>回顾极大似然估计的计算过程。</w:t>
+      </w:r>
+    </w:p>
+    <w:p>
+      <w:pPr>
+        <w:pStyle w:val="1"/>
+        <w:rPr>
+          <w:rFonts w:hint="eastAsia"/>
+        </w:rPr>
+      </w:pPr>
+      <w:r>
+        <w:rPr>
+          <w:rFonts w:hint="eastAsia"/>
+        </w:rPr>
+        <w:t>2026-08-1</w:t>
+      </w:r>
+      <w:r>
+        <w:rPr>
+          <w:rFonts w:hint="eastAsia"/>
+        </w:rPr>
+        <w:t>9</w:t>
+      </w:r>
+    </w:p>
+    <w:p>
+      <w:pPr>
+        <w:spacing w:line="360" w:lineRule="auto"/>
+        <w:ind w:firstLineChars="200" w:firstLine="480"/>
+        <w:rPr>
+          <w:rFonts w:ascii="宋体" w:eastAsia="宋体" w:hAnsi="宋体"/>
+          <w:sz w:val="24"/>
+          <w:szCs w:val="24"/>
+        </w:rPr>
+      </w:pPr>
+      <w:r>
+        <w:rPr>
+          <w:rFonts w:ascii="宋体" w:eastAsia="宋体" w:hAnsi="宋体" w:hint="eastAsia"/>
+          <w:sz w:val="24"/>
+          <w:szCs w:val="24"/>
+        </w:rPr>
+        <w:t>阅读《统计业务知识》第三章第二节区间估计。</w:t>
+      </w:r>
+    </w:p>
+    <w:p>
+      <w:pPr>
+        <w:spacing w:line="360" w:lineRule="auto"/>
+        <w:ind w:firstLineChars="200" w:firstLine="480"/>
+        <w:rPr>
+          <w:rFonts w:ascii="宋体" w:eastAsia="宋体" w:hAnsi="宋体" w:hint="eastAsia"/>
+          <w:sz w:val="24"/>
+          <w:szCs w:val="24"/>
+        </w:rPr>
+      </w:pPr>
+      <w:r>
+        <w:rPr>
+          <w:rFonts w:ascii="宋体" w:eastAsia="宋体" w:hAnsi="宋体" w:hint="eastAsia"/>
+          <w:sz w:val="24"/>
+          <w:szCs w:val="24"/>
+        </w:rPr>
+        <w:t>完善基于</w:t>
+      </w:r>
+      <w:r>
+        <w:rPr>
+          <w:rFonts w:ascii="宋体" w:eastAsia="宋体" w:hAnsi="宋体"/>
+          <w:sz w:val="24"/>
+          <w:szCs w:val="24"/>
+        </w:rPr>
+        <w:t>econml</w:t>
+      </w:r>
+      <w:r>
+        <w:rPr>
+          <w:rFonts w:ascii="宋体" w:eastAsia="宋体" w:hAnsi="宋体" w:hint="eastAsia"/>
+          <w:sz w:val="24"/>
+          <w:szCs w:val="24"/>
+        </w:rPr>
+        <w:t>开发的DML应用的示例，新增对输出结果的可视化的部分。</w:t>
       </w:r>
     </w:p>
     <w:sectPr>
@@ -1622,7 +1664,6 @@
   <w:style w:type="character" w:default="1" w:styleId="a0">
     <w:name w:val="Default Paragraph Font"/>
     <w:uiPriority w:val="1"/>
-    <w:semiHidden/>
     <w:unhideWhenUsed/>
   </w:style>
   <w:style w:type="table" w:default="1" w:styleId="a1">

--- a/随笔/学习笔记.docx
+++ b/随笔/学习笔记.docx
@@ -810,7 +810,7 @@
         <w:spacing w:line="360" w:lineRule="auto"/>
         <w:ind w:firstLineChars="200" w:firstLine="480"/>
         <w:rPr>
-          <w:rFonts w:ascii="宋体" w:eastAsia="宋体" w:hAnsi="宋体"/>
+          <w:rFonts w:ascii="宋体" w:eastAsia="宋体" w:hAnsi="宋体" w:hint="eastAsia"/>
           <w:sz w:val="24"/>
           <w:szCs w:val="24"/>
         </w:rPr>
@@ -849,7 +849,7 @@
         <w:spacing w:line="360" w:lineRule="auto"/>
         <w:ind w:firstLineChars="200" w:firstLine="480"/>
         <w:rPr>
-          <w:rFonts w:ascii="宋体" w:eastAsia="宋体" w:hAnsi="宋体"/>
+          <w:rFonts w:ascii="宋体" w:eastAsia="宋体" w:hAnsi="宋体" w:hint="eastAsia"/>
           <w:sz w:val="24"/>
           <w:szCs w:val="24"/>
         </w:rPr>
@@ -868,7 +868,7 @@
         <w:spacing w:line="360" w:lineRule="auto"/>
         <w:ind w:firstLineChars="200" w:firstLine="480"/>
         <w:rPr>
-          <w:rFonts w:ascii="宋体" w:eastAsia="宋体" w:hAnsi="宋体" w:hint="eastAsia"/>
+          <w:rFonts w:ascii="宋体" w:eastAsia="宋体" w:hAnsi="宋体"/>
           <w:sz w:val="24"/>
           <w:szCs w:val="24"/>
         </w:rPr>
@@ -897,6 +897,104 @@
         </w:rPr>
         <w:t>开发的DML应用的示例，新增对输出结果的可视化的部分。</w:t>
       </w:r>
+    </w:p>
+    <w:p>
+      <w:pPr>
+        <w:pStyle w:val="1"/>
+        <w:rPr>
+          <w:rFonts w:hint="eastAsia"/>
+        </w:rPr>
+      </w:pPr>
+      <w:r>
+        <w:rPr>
+          <w:rFonts w:hint="eastAsia"/>
+        </w:rPr>
+        <w:t>2026-08-</w:t>
+      </w:r>
+      <w:r>
+        <w:rPr>
+          <w:rFonts w:hint="eastAsia"/>
+        </w:rPr>
+        <w:t>20</w:t>
+      </w:r>
+    </w:p>
+    <w:p>
+      <w:pPr>
+        <w:spacing w:line="360" w:lineRule="auto"/>
+        <w:ind w:firstLineChars="200" w:firstLine="480"/>
+        <w:rPr>
+          <w:rFonts w:ascii="宋体" w:eastAsia="宋体" w:hAnsi="宋体" w:hint="eastAsia"/>
+          <w:sz w:val="24"/>
+          <w:szCs w:val="24"/>
+        </w:rPr>
+      </w:pPr>
+      <w:r>
+        <w:rPr>
+          <w:rFonts w:ascii="宋体" w:eastAsia="宋体" w:hAnsi="宋体" w:hint="eastAsia"/>
+          <w:sz w:val="24"/>
+          <w:szCs w:val="24"/>
+        </w:rPr>
+        <w:t>阅读《统计业务知识》</w:t>
+      </w:r>
+      <w:r>
+        <w:rPr>
+          <w:rFonts w:ascii="宋体" w:eastAsia="宋体" w:hAnsi="宋体" w:hint="eastAsia"/>
+          <w:sz w:val="24"/>
+          <w:szCs w:val="24"/>
+        </w:rPr>
+        <w:t>统计实务</w:t>
+      </w:r>
+      <w:r>
+        <w:rPr>
+          <w:rFonts w:ascii="宋体" w:eastAsia="宋体" w:hAnsi="宋体" w:hint="eastAsia"/>
+          <w:sz w:val="24"/>
+          <w:szCs w:val="24"/>
+        </w:rPr>
+        <w:t>第</w:t>
+      </w:r>
+      <w:r>
+        <w:rPr>
+          <w:rFonts w:ascii="宋体" w:eastAsia="宋体" w:hAnsi="宋体" w:hint="eastAsia"/>
+          <w:sz w:val="24"/>
+          <w:szCs w:val="24"/>
+        </w:rPr>
+        <w:t>二</w:t>
+      </w:r>
+      <w:r>
+        <w:rPr>
+          <w:rFonts w:ascii="宋体" w:eastAsia="宋体" w:hAnsi="宋体" w:hint="eastAsia"/>
+          <w:sz w:val="24"/>
+          <w:szCs w:val="24"/>
+        </w:rPr>
+        <w:t>章第二节</w:t>
+      </w:r>
+      <w:r>
+        <w:rPr>
+          <w:rFonts w:ascii="宋体" w:eastAsia="宋体" w:hAnsi="宋体" w:hint="eastAsia"/>
+          <w:sz w:val="24"/>
+          <w:szCs w:val="24"/>
+        </w:rPr>
+        <w:t>统计分类标准</w:t>
+      </w:r>
+      <w:r>
+        <w:rPr>
+          <w:rFonts w:ascii="宋体" w:eastAsia="宋体" w:hAnsi="宋体" w:hint="eastAsia"/>
+          <w:sz w:val="24"/>
+          <w:szCs w:val="24"/>
+        </w:rPr>
+        <w:t>。</w:t>
+      </w:r>
+    </w:p>
+    <w:p>
+      <w:pPr>
+        <w:spacing w:line="360" w:lineRule="auto"/>
+        <w:ind w:firstLineChars="200" w:firstLine="480"/>
+        <w:rPr>
+          <w:rFonts w:ascii="宋体" w:eastAsia="宋体" w:hAnsi="宋体" w:hint="eastAsia"/>
+          <w:sz w:val="24"/>
+          <w:szCs w:val="24"/>
+        </w:rPr>
+      </w:pPr>
     </w:p>
     <w:sectPr>
       <w:pgSz w:w="11906" w:h="16838"/>
@@ -1664,6 +1762,7 @@
   <w:style w:type="character" w:default="1" w:styleId="a0">
     <w:name w:val="Default Paragraph Font"/>
     <w:uiPriority w:val="1"/>
+    <w:semiHidden/>
     <w:unhideWhenUsed/>
   </w:style>
   <w:style w:type="table" w:default="1" w:styleId="a1">

--- a/随笔/学习笔记.docx
+++ b/随笔/学习笔记.docx
@@ -1,6 +1,6 @@
 
 <file path=word/document.xml><?xml version="1.0" encoding="utf-8"?>
-<w:document xmlns:wpc="http://schemas.microsoft.com/office/word/2010/wordprocessingCanvas" xmlns:cx="http://schemas.microsoft.com/office/drawing/2014/chartex" xmlns:cx1="http://schemas.microsoft.com/office/drawing/2015/9/8/chartex" xmlns:cx2="http://schemas.microsoft.com/office/drawing/2015/10/21/chartex" xmlns:cx3="http://schemas.microsoft.com/office/drawing/2016/5/9/chartex" xmlns:cx4="http://schemas.microsoft.com/office/drawing/2016/5/10/chartex" xmlns:cx5="http://schemas.microsoft.com/office/drawing/2016/5/11/chartex" xmlns:cx6="http://schemas.microsoft.com/office/drawing/2016/5/12/chartex" xmlns:cx7="http://schemas.microsoft.com/office/drawing/2016/5/13/chartex" xmlns:cx8="http://schemas.microsoft.com/office/drawing/2016/5/14/chartex" xmlns:mc="http://schemas.openxmlformats.org/markup-compatibility/2006" xmlns:aink="http://schemas.microsoft.com/office/drawing/2016/ink" xmlns:am3d="http://schemas.microsoft.com/office/drawing/2017/model3d" xmlns:o="urn:schemas-microsoft-com:office:office" xmlns:oel="http://schemas.microsoft.com/office/2019/extlst" xmlns:r="http://schemas.openxmlformats.org/officeDocument/2006/relationships" xmlns:m="http://schemas.openxmlformats.org/officeDocument/2006/math" xmlns:v="urn:schemas-microsoft-com:vml" xmlns:wp14="http://schemas.microsoft.com/office/word/2010/wordprocessingDrawing" xmlns:wp="http://schemas.openxmlformats.org/drawingml/2006/wordprocessingDrawing" xmlns:w10="urn:schemas-microsoft-com:office:word" xmlns:w="http://schemas.openxmlformats.org/wordprocessingml/2006/main" xmlns:w14="http://schemas.microsoft.com/office/word/2010/wordml" xmlns:w15="http://schemas.microsoft.com/office/word/2012/wordml" xmlns:w16cei="http://schemas.microsoft.com/office/word/2026/wordml/cei" xmlns:w16cex="http://schemas.microsoft.com/office/word/2018/wordml/cex" xmlns:w16cid="http://schemas.microsoft.com/office/word/2016/wordml/cid" xmlns:w16="http://schemas.microsoft.com/office/word/2018/wordml" xmlns:w16du="http://schemas.microsoft.com/office/word/2023/wordml/word16du" xmlns:w16sdtdh="http://schemas.microsoft.com/office/word/2020/wordml/sdtdatahash" xmlns:w16sdtfl="http://schemas.microsoft.com/office/word/2024/wordml/sdtformatlock" xmlns:w16se="http://schemas.microsoft.com/office/word/2015/wordml/symex" xmlns:wpg="http://schemas.microsoft.com/office/word/2010/wordprocessingGroup" xmlns:wpi="http://schemas.microsoft.com/office/word/2010/wordprocessingInk" xmlns:wne="http://schemas.microsoft.com/office/word/2006/wordml" xmlns:wps="http://schemas.microsoft.com/office/word/2010/wordprocessingShape" mc:Ignorable="w14 w15 w16se w16cid w16 w16cex w16sdtdh w16sdtfl w16du wp14">
+<w:document xmlns:wpc="http://schemas.microsoft.com/office/word/2010/wordprocessingCanvas" xmlns:cx="http://schemas.microsoft.com/office/drawing/2014/chartex" xmlns:cx1="http://schemas.microsoft.com/office/drawing/2015/9/8/chartex" xmlns:cx2="http://schemas.microsoft.com/office/drawing/2015/10/21/chartex" xmlns:cx3="http://schemas.microsoft.com/office/drawing/2016/5/9/chartex" xmlns:cx4="http://schemas.microsoft.com/office/drawing/2016/5/10/chartex" xmlns:cx5="http://schemas.microsoft.com/office/drawing/2016/5/11/chartex" xmlns:cx6="http://schemas.microsoft.com/office/drawing/2016/5/12/chartex" xmlns:cx7="http://schemas.microsoft.com/office/drawing/2016/5/13/chartex" xmlns:cx8="http://schemas.microsoft.com/office/drawing/2016/5/14/chartex" xmlns:mc="http://schemas.openxmlformats.org/markup-compatibility/2006" xmlns:aink="http://schemas.microsoft.com/office/drawing/2016/ink" xmlns:am3d="http://schemas.microsoft.com/office/drawing/2017/model3d" xmlns:o="urn:schemas-microsoft-com:office:office" xmlns:oel="http://schemas.microsoft.com/office/2019/extlst" xmlns:r="http://schemas.openxmlformats.org/officeDocument/2006/relationships" xmlns:m="http://schemas.openxmlformats.org/officeDocument/2006/math" xmlns:v="urn:schemas-microsoft-com:vml" xmlns:wp14="http://schemas.microsoft.com/office/word/2010/wordprocessingDrawing" xmlns:wp="http://schemas.openxmlformats.org/drawingml/2006/wordprocessingDrawing" xmlns:w10="urn:schemas-microsoft-com:office:word" xmlns:w="http://schemas.openxmlformats.org/wordprocessingml/2006/main" xmlns:w14="http://schemas.microsoft.com/office/word/2010/wordml" xmlns:w15="http://schemas.microsoft.com/office/word/2012/wordml" xmlns:w16cex="http://schemas.microsoft.com/office/word/2018/wordml/cex" xmlns:w16cid="http://schemas.microsoft.com/office/word/2016/wordml/cid" xmlns:w16="http://schemas.microsoft.com/office/word/2018/wordml" xmlns:w16du="http://schemas.microsoft.com/office/word/2023/wordml/word16du" xmlns:w16sdtdh="http://schemas.microsoft.com/office/word/2020/wordml/sdtdatahash" xmlns:w16sdtfl="http://schemas.microsoft.com/office/word/2024/wordml/sdtformatlock" xmlns:w16se="http://schemas.microsoft.com/office/word/2015/wordml/symex" xmlns:wpg="http://schemas.microsoft.com/office/word/2010/wordprocessingGroup" xmlns:wpi="http://schemas.microsoft.com/office/word/2010/wordprocessingInk" xmlns:wne="http://schemas.microsoft.com/office/word/2006/wordml" xmlns:wps="http://schemas.microsoft.com/office/word/2010/wordprocessingShape" mc:Ignorable="w14 w15 w16se w16cid w16 w16cex w16sdtdh w16sdtfl w16du wp14">
   <w:body>
     <w:p>
       <w:pPr>
@@ -868,7 +868,7 @@
         <w:spacing w:line="360" w:lineRule="auto"/>
         <w:ind w:firstLineChars="200" w:firstLine="480"/>
         <w:rPr>
-          <w:rFonts w:ascii="宋体" w:eastAsia="宋体" w:hAnsi="宋体"/>
+          <w:rFonts w:ascii="宋体" w:eastAsia="宋体" w:hAnsi="宋体" w:hint="eastAsia"/>
           <w:sz w:val="24"/>
           <w:szCs w:val="24"/>
         </w:rPr>
@@ -934,55 +934,34 @@
           <w:sz w:val="24"/>
           <w:szCs w:val="24"/>
         </w:rPr>
-        <w:t>阅读《统计业务知识》</w:t>
-      </w:r>
-      <w:r>
-        <w:rPr>
-          <w:rFonts w:ascii="宋体" w:eastAsia="宋体" w:hAnsi="宋体" w:hint="eastAsia"/>
-          <w:sz w:val="24"/>
-          <w:szCs w:val="24"/>
-        </w:rPr>
-        <w:t>统计实务</w:t>
-      </w:r>
-      <w:r>
-        <w:rPr>
-          <w:rFonts w:ascii="宋体" w:eastAsia="宋体" w:hAnsi="宋体" w:hint="eastAsia"/>
-          <w:sz w:val="24"/>
-          <w:szCs w:val="24"/>
-        </w:rPr>
-        <w:t>第</w:t>
-      </w:r>
-      <w:r>
-        <w:rPr>
-          <w:rFonts w:ascii="宋体" w:eastAsia="宋体" w:hAnsi="宋体" w:hint="eastAsia"/>
-          <w:sz w:val="24"/>
-          <w:szCs w:val="24"/>
-        </w:rPr>
-        <w:t>二</w:t>
-      </w:r>
-      <w:r>
-        <w:rPr>
-          <w:rFonts w:ascii="宋体" w:eastAsia="宋体" w:hAnsi="宋体" w:hint="eastAsia"/>
-          <w:sz w:val="24"/>
-          <w:szCs w:val="24"/>
-        </w:rPr>
-        <w:t>章第二节</w:t>
-      </w:r>
-      <w:r>
-        <w:rPr>
-          <w:rFonts w:ascii="宋体" w:eastAsia="宋体" w:hAnsi="宋体" w:hint="eastAsia"/>
-          <w:sz w:val="24"/>
-          <w:szCs w:val="24"/>
-        </w:rPr>
-        <w:t>统计分类标准</w:t>
-      </w:r>
-      <w:r>
-        <w:rPr>
-          <w:rFonts w:ascii="宋体" w:eastAsia="宋体" w:hAnsi="宋体" w:hint="eastAsia"/>
-          <w:sz w:val="24"/>
-          <w:szCs w:val="24"/>
-        </w:rPr>
-        <w:t>。</w:t>
+        <w:t>阅读《统计业务知识》统计实务第二章第二节统计分类标准。</w:t>
+      </w:r>
+    </w:p>
+    <w:p>
+      <w:pPr>
+        <w:pStyle w:val="1"/>
+        <w:rPr>
+          <w:rFonts w:hint="eastAsia"/>
+        </w:rPr>
+      </w:pPr>
+      <w:r>
+        <w:rPr>
+          <w:rFonts w:hint="eastAsia"/>
+        </w:rPr>
+        <w:lastRenderedPageBreak/>
+        <w:t>2026-08-</w:t>
+      </w:r>
+      <w:r>
+        <w:rPr>
+          <w:rFonts w:hint="eastAsia"/>
+        </w:rPr>
+        <w:t>2</w:t>
+      </w:r>
+      <w:r>
+        <w:rPr>
+          <w:rFonts w:hint="eastAsia"/>
+        </w:rPr>
+        <w:t>5</w:t>
       </w:r>
     </w:p>
     <w:p>
@@ -995,6 +974,22 @@
           <w:szCs w:val="24"/>
         </w:rPr>
       </w:pPr>
+      <w:r>
+        <w:rPr>
+          <w:rFonts w:ascii="宋体" w:eastAsia="宋体" w:hAnsi="宋体" w:hint="eastAsia"/>
+          <w:sz w:val="24"/>
+          <w:szCs w:val="24"/>
+        </w:rPr>
+        <w:t>阅读《统计业务知识》统计实务</w:t>
+      </w:r>
+      <w:r>
+        <w:rPr>
+          <w:rFonts w:ascii="宋体" w:eastAsia="宋体" w:hAnsi="宋体" w:hint="eastAsia"/>
+          <w:sz w:val="24"/>
+          <w:szCs w:val="24"/>
+        </w:rPr>
+        <w:t>第三章第一节核算体系的基本框架、概念、分类和核算原则。</w:t>
+      </w:r>
     </w:p>
     <w:sectPr>
       <w:pgSz w:w="11906" w:h="16838"/>
@@ -1007,7 +1002,7 @@
 </file>
 
 <file path=word/endnotes.xml><?xml version="1.0" encoding="utf-8"?>
-<w:endnotes xmlns:wpc="http://schemas.microsoft.com/office/word/2010/wordprocessingCanvas" xmlns:cx="http://schemas.microsoft.com/office/drawing/2014/chartex" xmlns:cx1="http://schemas.microsoft.com/office/drawing/2015/9/8/chartex" xmlns:cx2="http://schemas.microsoft.com/office/drawing/2015/10/21/chartex" xmlns:cx3="http://schemas.microsoft.com/office/drawing/2016/5/9/chartex" xmlns:cx4="http://schemas.microsoft.com/office/drawing/2016/5/10/chartex" xmlns:cx5="http://schemas.microsoft.com/office/drawing/2016/5/11/chartex" xmlns:cx6="http://schemas.microsoft.com/office/drawing/2016/5/12/chartex" xmlns:cx7="http://schemas.microsoft.com/office/drawing/2016/5/13/chartex" xmlns:cx8="http://schemas.microsoft.com/office/drawing/2016/5/14/chartex" xmlns:mc="http://schemas.openxmlformats.org/markup-compatibility/2006" xmlns:aink="http://schemas.microsoft.com/office/drawing/2016/ink" xmlns:am3d="http://schemas.microsoft.com/office/drawing/2017/model3d" xmlns:o="urn:schemas-microsoft-com:office:office" xmlns:oel="http://schemas.microsoft.com/office/2019/extlst" xmlns:r="http://schemas.openxmlformats.org/officeDocument/2006/relationships" xmlns:m="http://schemas.openxmlformats.org/officeDocument/2006/math" xmlns:v="urn:schemas-microsoft-com:vml" xmlns:wp14="http://schemas.microsoft.com/office/word/2010/wordprocessingDrawing" xmlns:wp="http://schemas.openxmlformats.org/drawingml/2006/wordprocessingDrawing" xmlns:w10="urn:schemas-microsoft-com:office:word" xmlns:w="http://schemas.openxmlformats.org/wordprocessingml/2006/main" xmlns:w14="http://schemas.microsoft.com/office/word/2010/wordml" xmlns:w15="http://schemas.microsoft.com/office/word/2012/wordml" xmlns:w16cei="http://schemas.microsoft.com/office/word/2026/wordml/cei" xmlns:w16cex="http://schemas.microsoft.com/office/word/2018/wordml/cex" xmlns:w16cid="http://schemas.microsoft.com/office/word/2016/wordml/cid" xmlns:w16="http://schemas.microsoft.com/office/word/2018/wordml" xmlns:w16du="http://schemas.microsoft.com/office/word/2023/wordml/word16du" xmlns:w16sdtdh="http://schemas.microsoft.com/office/word/2020/wordml/sdtdatahash" xmlns:w16sdtfl="http://schemas.microsoft.com/office/word/2024/wordml/sdtformatlock" xmlns:w16se="http://schemas.microsoft.com/office/word/2015/wordml/symex" xmlns:wpg="http://schemas.microsoft.com/office/word/2010/wordprocessingGroup" xmlns:wpi="http://schemas.microsoft.com/office/word/2010/wordprocessingInk" xmlns:wne="http://schemas.microsoft.com/office/word/2006/wordml" xmlns:wps="http://schemas.microsoft.com/office/word/2010/wordprocessingShape" mc:Ignorable="w14 w15 w16se w16cid w16 w16cex w16sdtdh w16sdtfl w16du wp14">
+<w:endnotes xmlns:wpc="http://schemas.microsoft.com/office/word/2010/wordprocessingCanvas" xmlns:cx="http://schemas.microsoft.com/office/drawing/2014/chartex" xmlns:cx1="http://schemas.microsoft.com/office/drawing/2015/9/8/chartex" xmlns:cx2="http://schemas.microsoft.com/office/drawing/2015/10/21/chartex" xmlns:cx3="http://schemas.microsoft.com/office/drawing/2016/5/9/chartex" xmlns:cx4="http://schemas.microsoft.com/office/drawing/2016/5/10/chartex" xmlns:cx5="http://schemas.microsoft.com/office/drawing/2016/5/11/chartex" xmlns:cx6="http://schemas.microsoft.com/office/drawing/2016/5/12/chartex" xmlns:cx7="http://schemas.microsoft.com/office/drawing/2016/5/13/chartex" xmlns:cx8="http://schemas.microsoft.com/office/drawing/2016/5/14/chartex" xmlns:mc="http://schemas.openxmlformats.org/markup-compatibility/2006" xmlns:aink="http://schemas.microsoft.com/office/drawing/2016/ink" xmlns:am3d="http://schemas.microsoft.com/office/drawing/2017/model3d" xmlns:o="urn:schemas-microsoft-com:office:office" xmlns:oel="http://schemas.microsoft.com/office/2019/extlst" xmlns:r="http://schemas.openxmlformats.org/officeDocument/2006/relationships" xmlns:m="http://schemas.openxmlformats.org/officeDocument/2006/math" xmlns:v="urn:schemas-microsoft-com:vml" xmlns:wp14="http://schemas.microsoft.com/office/word/2010/wordprocessingDrawing" xmlns:wp="http://schemas.openxmlformats.org/drawingml/2006/wordprocessingDrawing" xmlns:w10="urn:schemas-microsoft-com:office:word" xmlns:w="http://schemas.openxmlformats.org/wordprocessingml/2006/main" xmlns:w14="http://schemas.microsoft.com/office/word/2010/wordml" xmlns:w15="http://schemas.microsoft.com/office/word/2012/wordml" xmlns:w16cex="http://schemas.microsoft.com/office/word/2018/wordml/cex" xmlns:w16cid="http://schemas.microsoft.com/office/word/2016/wordml/cid" xmlns:w16="http://schemas.microsoft.com/office/word/2018/wordml" xmlns:w16du="http://schemas.microsoft.com/office/word/2023/wordml/word16du" xmlns:w16sdtdh="http://schemas.microsoft.com/office/word/2020/wordml/sdtdatahash" xmlns:w16sdtfl="http://schemas.microsoft.com/office/word/2024/wordml/sdtformatlock" xmlns:w16se="http://schemas.microsoft.com/office/word/2015/wordml/symex" xmlns:wpg="http://schemas.microsoft.com/office/word/2010/wordprocessingGroup" xmlns:wpi="http://schemas.microsoft.com/office/word/2010/wordprocessingInk" xmlns:wne="http://schemas.microsoft.com/office/word/2006/wordml" xmlns:wps="http://schemas.microsoft.com/office/word/2010/wordprocessingShape" mc:Ignorable="w14 w15 w16se w16cid w16 w16cex w16sdtdh w16sdtfl w16du wp14">
   <w:endnote w:type="separator" w:id="-1">
     <w:p>
       <w:pPr>
@@ -1036,7 +1031,7 @@
 </file>
 
 <file path=word/footnotes.xml><?xml version="1.0" encoding="utf-8"?>
-<w:footnotes xmlns:wpc="http://schemas.microsoft.com/office/word/2010/wordprocessingCanvas" xmlns:cx="http://schemas.microsoft.com/office/drawing/2014/chartex" xmlns:cx1="http://schemas.microsoft.com/office/drawing/2015/9/8/chartex" xmlns:cx2="http://schemas.microsoft.com/office/drawing/2015/10/21/chartex" xmlns:cx3="http://schemas.microsoft.com/office/drawing/2016/5/9/chartex" xmlns:cx4="http://schemas.microsoft.com/office/drawing/2016/5/10/chartex" xmlns:cx5="http://schemas.microsoft.com/office/drawing/2016/5/11/chartex" xmlns:cx6="http://schemas.microsoft.com/office/drawing/2016/5/12/chartex" xmlns:cx7="http://schemas.microsoft.com/office/drawing/2016/5/13/chartex" xmlns:cx8="http://schemas.microsoft.com/office/drawing/2016/5/14/chartex" xmlns:mc="http://schemas.openxmlformats.org/markup-compatibility/2006" xmlns:aink="http://schemas.microsoft.com/office/drawing/2016/ink" xmlns:am3d="http://schemas.microsoft.com/office/drawing/2017/model3d" xmlns:o="urn:schemas-microsoft-com:office:office" xmlns:oel="http://schemas.microsoft.com/office/2019/extlst" xmlns:r="http://schemas.openxmlformats.org/officeDocument/2006/relationships" xmlns:m="http://schemas.openxmlformats.org/officeDocument/2006/math" xmlns:v="urn:schemas-microsoft-com:vml" xmlns:wp14="http://schemas.microsoft.com/office/word/2010/wordprocessingDrawing" xmlns:wp="http://schemas.openxmlformats.org/drawingml/2006/wordprocessingDrawing" xmlns:w10="urn:schemas-microsoft-com:office:word" xmlns:w="http://schemas.openxmlformats.org/wordprocessingml/2006/main" xmlns:w14="http://schemas.microsoft.com/office/word/2010/wordml" xmlns:w15="http://schemas.microsoft.com/office/word/2012/wordml" xmlns:w16cei="http://schemas.microsoft.com/office/word/2026/wordml/cei" xmlns:w16cex="http://schemas.microsoft.com/office/word/2018/wordml/cex" xmlns:w16cid="http://schemas.microsoft.com/office/word/2016/wordml/cid" xmlns:w16="http://schemas.microsoft.com/office/word/2018/wordml" xmlns:w16du="http://schemas.microsoft.com/office/word/2023/wordml/word16du" xmlns:w16sdtdh="http://schemas.microsoft.com/office/word/2020/wordml/sdtdatahash" xmlns:w16sdtfl="http://schemas.microsoft.com/office/word/2024/wordml/sdtformatlock" xmlns:w16se="http://schemas.microsoft.com/office/word/2015/wordml/symex" xmlns:wpg="http://schemas.microsoft.com/office/word/2010/wordprocessingGroup" xmlns:wpi="http://schemas.microsoft.com/office/word/2010/wordprocessingInk" xmlns:wne="http://schemas.microsoft.com/office/word/2006/wordml" xmlns:wps="http://schemas.microsoft.com/office/word/2010/wordprocessingShape" mc:Ignorable="w14 w15 w16se w16cid w16 w16cex w16sdtdh w16sdtfl w16du wp14">
+<w:footnotes xmlns:wpc="http://schemas.microsoft.com/office/word/2010/wordprocessingCanvas" xmlns:cx="http://schemas.microsoft.com/office/drawing/2014/chartex" xmlns:cx1="http://schemas.microsoft.com/office/drawing/2015/9/8/chartex" xmlns:cx2="http://schemas.microsoft.com/office/drawing/2015/10/21/chartex" xmlns:cx3="http://schemas.microsoft.com/office/drawing/2016/5/9/chartex" xmlns:cx4="http://schemas.microsoft.com/office/drawing/2016/5/10/chartex" xmlns:cx5="http://schemas.microsoft.com/office/drawing/2016/5/11/chartex" xmlns:cx6="http://schemas.microsoft.com/office/drawing/2016/5/12/chartex" xmlns:cx7="http://schemas.microsoft.com/office/drawing/2016/5/13/chartex" xmlns:cx8="http://schemas.microsoft.com/office/drawing/2016/5/14/chartex" xmlns:mc="http://schemas.openxmlformats.org/markup-compatibility/2006" xmlns:aink="http://schemas.microsoft.com/office/drawing/2016/ink" xmlns:am3d="http://schemas.microsoft.com/office/drawing/2017/model3d" xmlns:o="urn:schemas-microsoft-com:office:office" xmlns:oel="http://schemas.microsoft.com/office/2019/extlst" xmlns:r="http://schemas.openxmlformats.org/officeDocument/2006/relationships" xmlns:m="http://schemas.openxmlformats.org/officeDocument/2006/math" xmlns:v="urn:schemas-microsoft-com:vml" xmlns:wp14="http://schemas.microsoft.com/office/word/2010/wordprocessingDrawing" xmlns:wp="http://schemas.openxmlformats.org/drawingml/2006/wordprocessingDrawing" xmlns:w10="urn:schemas-microsoft-com:office:word" xmlns:w="http://schemas.openxmlformats.org/wordprocessingml/2006/main" xmlns:w14="http://schemas.microsoft.com/office/word/2010/wordml" xmlns:w15="http://schemas.microsoft.com/office/word/2012/wordml" xmlns:w16cex="http://schemas.microsoft.com/office/word/2018/wordml/cex" xmlns:w16cid="http://schemas.microsoft.com/office/word/2016/wordml/cid" xmlns:w16="http://schemas.microsoft.com/office/word/2018/wordml" xmlns:w16du="http://schemas.microsoft.com/office/word/2023/wordml/word16du" xmlns:w16sdtdh="http://schemas.microsoft.com/office/word/2020/wordml/sdtdatahash" xmlns:w16sdtfl="http://schemas.microsoft.com/office/word/2024/wordml/sdtformatlock" xmlns:w16se="http://schemas.microsoft.com/office/word/2015/wordml/symex" xmlns:wpg="http://schemas.microsoft.com/office/word/2010/wordprocessingGroup" xmlns:wpi="http://schemas.microsoft.com/office/word/2010/wordprocessingInk" xmlns:wne="http://schemas.microsoft.com/office/word/2006/wordml" xmlns:wps="http://schemas.microsoft.com/office/word/2010/wordprocessingShape" mc:Ignorable="w14 w15 w16se w16cid w16 w16cex w16sdtdh w16sdtfl w16du wp14">
   <w:footnote w:type="separator" w:id="-1">
     <w:p>
       <w:pPr>
@@ -1065,7 +1060,7 @@
 </file>
 
 <file path=word/numbering.xml><?xml version="1.0" encoding="utf-8"?>
-<w:numbering xmlns:wpc="http://schemas.microsoft.com/office/word/2010/wordprocessingCanvas" xmlns:cx="http://schemas.microsoft.com/office/drawing/2014/chartex" xmlns:cx1="http://schemas.microsoft.com/office/drawing/2015/9/8/chartex" xmlns:cx2="http://schemas.microsoft.com/office/drawing/2015/10/21/chartex" xmlns:cx3="http://schemas.microsoft.com/office/drawing/2016/5/9/chartex" xmlns:cx4="http://schemas.microsoft.com/office/drawing/2016/5/10/chartex" xmlns:cx5="http://schemas.microsoft.com/office/drawing/2016/5/11/chartex" xmlns:cx6="http://schemas.microsoft.com/office/drawing/2016/5/12/chartex" xmlns:cx7="http://schemas.microsoft.com/office/drawing/2016/5/13/chartex" xmlns:cx8="http://schemas.microsoft.com/office/drawing/2016/5/14/chartex" xmlns:mc="http://schemas.openxmlformats.org/markup-compatibility/2006" xmlns:aink="http://schemas.microsoft.com/office/drawing/2016/ink" xmlns:am3d="http://schemas.microsoft.com/office/drawing/2017/model3d" xmlns:o="urn:schemas-microsoft-com:office:office" xmlns:oel="http://schemas.microsoft.com/office/2019/extlst" xmlns:r="http://schemas.openxmlformats.org/officeDocument/2006/relationships" xmlns:m="http://schemas.openxmlformats.org/officeDocument/2006/math" xmlns:v="urn:schemas-microsoft-com:vml" xmlns:wp14="http://schemas.microsoft.com/office/word/2010/wordprocessingDrawing" xmlns:wp="http://schemas.openxmlformats.org/drawingml/2006/wordprocessingDrawing" xmlns:w10="urn:schemas-microsoft-com:office:word" xmlns:w="http://schemas.openxmlformats.org/wordprocessingml/2006/main" xmlns:w14="http://schemas.microsoft.com/office/word/2010/wordml" xmlns:w15="http://schemas.microsoft.com/office/word/2012/wordml" xmlns:w16cei="http://schemas.microsoft.com/office/word/2026/wordml/cei" xmlns:w16cex="http://schemas.microsoft.com/office/word/2018/wordml/cex" xmlns:w16cid="http://schemas.microsoft.com/office/word/2016/wordml/cid" xmlns:w16="http://schemas.microsoft.com/office/word/2018/wordml" xmlns:w16du="http://schemas.microsoft.com/office/word/2023/wordml/word16du" xmlns:w16sdtdh="http://schemas.microsoft.com/office/word/2020/wordml/sdtdatahash" xmlns:w16sdtfl="http://schemas.microsoft.com/office/word/2024/wordml/sdtformatlock" xmlns:w16se="http://schemas.microsoft.com/office/word/2015/wordml/symex" xmlns:wpg="http://schemas.microsoft.com/office/word/2010/wordprocessingGroup" xmlns:wpi="http://schemas.microsoft.com/office/word/2010/wordprocessingInk" xmlns:wne="http://schemas.microsoft.com/office/word/2006/wordml" xmlns:wps="http://schemas.microsoft.com/office/word/2010/wordprocessingShape" mc:Ignorable="w14 w15 w16se w16cid w16 w16cex w16sdtdh w16sdtfl w16du wp14">
+<w:numbering xmlns:wpc="http://schemas.microsoft.com/office/word/2010/wordprocessingCanvas" xmlns:cx="http://schemas.microsoft.com/office/drawing/2014/chartex" xmlns:cx1="http://schemas.microsoft.com/office/drawing/2015/9/8/chartex" xmlns:cx2="http://schemas.microsoft.com/office/drawing/2015/10/21/chartex" xmlns:cx3="http://schemas.microsoft.com/office/drawing/2016/5/9/chartex" xmlns:cx4="http://schemas.microsoft.com/office/drawing/2016/5/10/chartex" xmlns:cx5="http://schemas.microsoft.com/office/drawing/2016/5/11/chartex" xmlns:cx6="http://schemas.microsoft.com/office/drawing/2016/5/12/chartex" xmlns:cx7="http://schemas.microsoft.com/office/drawing/2016/5/13/chartex" xmlns:cx8="http://schemas.microsoft.com/office/drawing/2016/5/14/chartex" xmlns:mc="http://schemas.openxmlformats.org/markup-compatibility/2006" xmlns:aink="http://schemas.microsoft.com/office/drawing/2016/ink" xmlns:am3d="http://schemas.microsoft.com/office/drawing/2017/model3d" xmlns:o="urn:schemas-microsoft-com:office:office" xmlns:oel="http://schemas.microsoft.com/office/2019/extlst" xmlns:r="http://schemas.openxmlformats.org/officeDocument/2006/relationships" xmlns:m="http://schemas.openxmlformats.org/officeDocument/2006/math" xmlns:v="urn:schemas-microsoft-com:vml" xmlns:wp14="http://schemas.microsoft.com/office/word/2010/wordprocessingDrawing" xmlns:wp="http://schemas.openxmlformats.org/drawingml/2006/wordprocessingDrawing" xmlns:w10="urn:schemas-microsoft-com:office:word" xmlns:w="http://schemas.openxmlformats.org/wordprocessingml/2006/main" xmlns:w14="http://schemas.microsoft.com/office/word/2010/wordml" xmlns:w15="http://schemas.microsoft.com/office/word/2012/wordml" xmlns:w16cex="http://schemas.microsoft.com/office/word/2018/wordml/cex" xmlns:w16cid="http://schemas.microsoft.com/office/word/2016/wordml/cid" xmlns:w16="http://schemas.microsoft.com/office/word/2018/wordml" xmlns:w16du="http://schemas.microsoft.com/office/word/2023/wordml/word16du" xmlns:w16sdtdh="http://schemas.microsoft.com/office/word/2020/wordml/sdtdatahash" xmlns:w16sdtfl="http://schemas.microsoft.com/office/word/2024/wordml/sdtformatlock" xmlns:w16se="http://schemas.microsoft.com/office/word/2015/wordml/symex" xmlns:wpg="http://schemas.microsoft.com/office/word/2010/wordprocessingGroup" xmlns:wpi="http://schemas.microsoft.com/office/word/2010/wordprocessingInk" xmlns:wne="http://schemas.microsoft.com/office/word/2006/wordml" xmlns:wps="http://schemas.microsoft.com/office/word/2010/wordprocessingShape" mc:Ignorable="w14 w15 w16se w16cid w16 w16cex w16sdtdh w16sdtfl w16du wp14">
   <w:abstractNum w:abstractNumId="0" w15:restartNumberingAfterBreak="0">
     <w:nsid w:val="0A8D7597"/>
     <w:multiLevelType w:val="hybridMultilevel"/>

--- a/随笔/学习笔记.docx
+++ b/随笔/学习笔记.docx
@@ -955,13 +955,7 @@
         <w:rPr>
           <w:rFonts w:hint="eastAsia"/>
         </w:rPr>
-        <w:t>2</w:t>
-      </w:r>
-      <w:r>
-        <w:rPr>
-          <w:rFonts w:hint="eastAsia"/>
-        </w:rPr>
-        <w:t>5</w:t>
+        <w:t>25</w:t>
       </w:r>
     </w:p>
     <w:p>
@@ -969,26 +963,90 @@
         <w:spacing w:line="360" w:lineRule="auto"/>
         <w:ind w:firstLineChars="200" w:firstLine="480"/>
         <w:rPr>
-          <w:rFonts w:ascii="宋体" w:eastAsia="宋体" w:hAnsi="宋体" w:hint="eastAsia"/>
-          <w:sz w:val="24"/>
-          <w:szCs w:val="24"/>
-        </w:rPr>
-      </w:pPr>
-      <w:r>
-        <w:rPr>
-          <w:rFonts w:ascii="宋体" w:eastAsia="宋体" w:hAnsi="宋体" w:hint="eastAsia"/>
-          <w:sz w:val="24"/>
-          <w:szCs w:val="24"/>
-        </w:rPr>
-        <w:t>阅读《统计业务知识》统计实务</w:t>
-      </w:r>
-      <w:r>
-        <w:rPr>
-          <w:rFonts w:ascii="宋体" w:eastAsia="宋体" w:hAnsi="宋体" w:hint="eastAsia"/>
-          <w:sz w:val="24"/>
-          <w:szCs w:val="24"/>
-        </w:rPr>
-        <w:t>第三章第一节核算体系的基本框架、概念、分类和核算原则。</w:t>
+          <w:rFonts w:ascii="宋体" w:eastAsia="宋体" w:hAnsi="宋体"/>
+          <w:sz w:val="24"/>
+          <w:szCs w:val="24"/>
+        </w:rPr>
+      </w:pPr>
+      <w:r>
+        <w:rPr>
+          <w:rFonts w:ascii="宋体" w:eastAsia="宋体" w:hAnsi="宋体" w:hint="eastAsia"/>
+          <w:sz w:val="24"/>
+          <w:szCs w:val="24"/>
+        </w:rPr>
+        <w:t>阅读《统计业务知识》统计实务第三章第一节核算体系的基本框架、概念、分类和核算原则。</w:t>
+      </w:r>
+    </w:p>
+    <w:p>
+      <w:pPr>
+        <w:pStyle w:val="1"/>
+        <w:rPr>
+          <w:rFonts w:hint="eastAsia"/>
+        </w:rPr>
+      </w:pPr>
+      <w:r>
+        <w:rPr>
+          <w:rFonts w:hint="eastAsia"/>
+        </w:rPr>
+        <w:t>2026-08-</w:t>
+      </w:r>
+      <w:r>
+        <w:rPr>
+          <w:rFonts w:hint="eastAsia"/>
+        </w:rPr>
+        <w:t>2</w:t>
+      </w:r>
+      <w:r>
+        <w:rPr>
+          <w:rFonts w:hint="eastAsia"/>
+        </w:rPr>
+        <w:t>8</w:t>
+      </w:r>
+    </w:p>
+    <w:p>
+      <w:pPr>
+        <w:spacing w:line="360" w:lineRule="auto"/>
+        <w:ind w:firstLineChars="200" w:firstLine="480"/>
+        <w:rPr>
+          <w:rFonts w:ascii="宋体" w:eastAsia="宋体" w:hAnsi="宋体" w:hint="eastAsia"/>
+          <w:sz w:val="24"/>
+          <w:szCs w:val="24"/>
+        </w:rPr>
+      </w:pPr>
+      <w:r>
+        <w:rPr>
+          <w:rFonts w:ascii="宋体" w:eastAsia="宋体" w:hAnsi="宋体"/>
+          <w:sz w:val="24"/>
+          <w:szCs w:val="24"/>
+        </w:rPr>
+        <w:t>经过再一次综合考虑，决定先学习软件设计师教程的内容，这部分内容和当前工作的交叉更多</w:t>
+      </w:r>
+      <w:r>
+        <w:rPr>
+          <w:rFonts w:ascii="宋体" w:eastAsia="宋体" w:hAnsi="宋体" w:hint="eastAsia"/>
+          <w:sz w:val="24"/>
+          <w:szCs w:val="24"/>
+        </w:rPr>
+        <w:t>。</w:t>
+      </w:r>
+    </w:p>
+    <w:p>
+      <w:pPr>
+        <w:spacing w:line="360" w:lineRule="auto"/>
+        <w:ind w:firstLineChars="200" w:firstLine="480"/>
+        <w:rPr>
+          <w:rFonts w:ascii="宋体" w:eastAsia="宋体" w:hAnsi="宋体" w:hint="eastAsia"/>
+          <w:sz w:val="24"/>
+          <w:szCs w:val="24"/>
+        </w:rPr>
+      </w:pPr>
+      <w:r>
+        <w:rPr>
+          <w:rFonts w:ascii="宋体" w:eastAsia="宋体" w:hAnsi="宋体" w:hint="eastAsia"/>
+          <w:sz w:val="24"/>
+          <w:szCs w:val="24"/>
+        </w:rPr>
+        <w:t>阅读《软件设计师教程》第一章1.1计算机系统基础知识。</w:t>
       </w:r>
     </w:p>
     <w:sectPr>
@@ -1757,7 +1815,6 @@
   <w:style w:type="character" w:default="1" w:styleId="a0">
     <w:name w:val="Default Paragraph Font"/>
     <w:uiPriority w:val="1"/>
-    <w:semiHidden/>
     <w:unhideWhenUsed/>
   </w:style>
   <w:style w:type="table" w:default="1" w:styleId="a1">
